--- a/data/outputs/v2/Chemistry/SS2.1_Introduction_to_Salts/Chemistry_Introduction_to_Salts_SummaryTable.docx
+++ b/data/outputs/v2/Chemistry/SS2.1_Introduction_to_Salts/Chemistry_Introduction_to_Salts_SummaryTable.docx
@@ -38,6 +38,177 @@
           <w:szCs w:val="22"/>
         </w:rPr>
         <w:t xml:space="preserve">Sub-Strand 2.1: Introduction to Salts — Teacher Reference (Pre-filled)</w:t>
+      </w:r>
+    </w:p>
+    <w:p>
+      <w:pPr>
+        <w:spacing w:after="80" w:before="120"/>
+      </w:pPr>
+      <w:r>
+        <w:rPr>
+          <w:rFonts w:ascii="Arial" w:cs="Arial" w:eastAsia="Arial" w:hAnsi="Arial"/>
+          <w:b/>
+          <w:bCs/>
+          <w:color w:val="1F3864"/>
+          <w:sz w:val="20"/>
+          <w:szCs w:val="20"/>
+        </w:rPr>
+        <w:t xml:space="preserve">ATTRIBUTION AND LICENSING</w:t>
+      </w:r>
+    </w:p>
+    <w:p>
+      <w:pPr>
+        <w:spacing w:after="60" w:before="0"/>
+      </w:pPr>
+      <w:r>
+        <w:rPr>
+          <w:rFonts w:ascii="Arial" w:cs="Arial" w:eastAsia="Arial" w:hAnsi="Arial"/>
+          <w:b/>
+          <w:bCs/>
+          <w:sz w:val="17"/>
+          <w:szCs w:val="17"/>
+        </w:rPr>
+        <w:t xml:space="preserve">Curriculum Alignment: </w:t>
+      </w:r>
+      <w:r>
+        <w:rPr>
+          <w:rFonts w:ascii="Arial" w:cs="Arial" w:eastAsia="Arial" w:hAnsi="Arial"/>
+          <w:sz w:val="17"/>
+          <w:szCs w:val="17"/>
+        </w:rPr>
+        <w:t xml:space="preserve">Structured in pedagogical alignment with the competence-based curriculum format and learning outcomes established by the Kenya Institute of Curriculum Development (KICD). This material is independently developed and is not officially endorsed or published by KICD.</w:t>
+      </w:r>
+    </w:p>
+    <w:p>
+      <w:pPr>
+        <w:spacing w:after="60" w:before="0"/>
+      </w:pPr>
+      <w:r>
+        <w:rPr>
+          <w:rFonts w:ascii="Arial" w:cs="Arial" w:eastAsia="Arial" w:hAnsi="Arial"/>
+          <w:b/>
+          <w:bCs/>
+          <w:sz w:val="17"/>
+          <w:szCs w:val="17"/>
+        </w:rPr>
+        <w:t xml:space="preserve">Content &amp; Pedagogy: </w:t>
+      </w:r>
+      <w:r>
+        <w:rPr>
+          <w:rFonts w:ascii="Arial" w:cs="Arial" w:eastAsia="Arial" w:hAnsi="Arial"/>
+          <w:sz w:val="17"/>
+          <w:szCs w:val="17"/>
+        </w:rPr>
+        <w:t xml:space="preserve">Developed and adapted by the educator team at SeaVuria (registered 501(c)(3) in the United States and registered NGO in Kenya, No. 872-850A-BF11), who designed the pedagogical framework, lesson templates and exemplar lessons on which this material is based.</w:t>
+      </w:r>
+    </w:p>
+    <w:p>
+      <w:pPr>
+        <w:spacing w:after="60" w:before="0"/>
+      </w:pPr>
+      <w:r>
+        <w:rPr>
+          <w:rFonts w:ascii="Arial" w:cs="Arial" w:eastAsia="Arial" w:hAnsi="Arial"/>
+          <w:b/>
+          <w:bCs/>
+          <w:sz w:val="17"/>
+          <w:szCs w:val="17"/>
+        </w:rPr>
+        <w:t xml:space="preserve">Production &amp; Layout: </w:t>
+      </w:r>
+      <w:r>
+        <w:rPr>
+          <w:rFonts w:ascii="Arial" w:cs="Arial" w:eastAsia="Arial" w:hAnsi="Arial"/>
+          <w:sz w:val="17"/>
+          <w:szCs w:val="17"/>
+        </w:rPr>
+        <w:t xml:space="preserve">Educational design and curriculum sequencing by SeaVuria. Technical layout, structural formatting, and digital optimization/implementation executed in partnership with ARES Education (registered 501(c)(3) in the United States and Canada (as Afretech Aid) and registered NGO in Kenya), with lesson drafting and compilation assisted by AI (Claude, Anthropic).</w:t>
+      </w:r>
+    </w:p>
+    <w:p>
+      <w:pPr>
+        <w:pBdr>
+          <w:bottom w:val="single" w:color="1F3864" w:sz="6" w:space="6"/>
+        </w:pBdr>
+        <w:spacing w:after="60" w:before="0"/>
+      </w:pPr>
+      <w:r>
+        <w:rPr>
+          <w:rFonts w:ascii="Arial" w:cs="Arial" w:eastAsia="Arial" w:hAnsi="Arial"/>
+          <w:b/>
+          <w:bCs/>
+          <w:sz w:val="17"/>
+          <w:szCs w:val="17"/>
+        </w:rPr>
+        <w:t xml:space="preserve">Licensing &amp; Copyright: </w:t>
+      </w:r>
+      <w:r>
+        <w:rPr>
+          <w:rFonts w:ascii="Arial" w:cs="Arial" w:eastAsia="Arial" w:hAnsi="Arial"/>
+          <w:sz w:val="17"/>
+          <w:szCs w:val="17"/>
+        </w:rPr>
+        <w:t xml:space="preserve">© 2026 SeaVuria and ARES. This work is licensed under a </w:t>
+      </w:r>
+      <w:hyperlink w:history="1" r:id="rId0bch8iljboep-d7ijzp3x">
+        <w:r>
+          <w:rPr>
+            <w:rFonts w:ascii="Arial" w:cs="Arial" w:eastAsia="Arial" w:hAnsi="Arial"/>
+            <w:color w:val="1F6B75"/>
+            <w:sz w:val="17"/>
+            <w:szCs w:val="17"/>
+            <w:u w:val="single" w:color="1F6B75"/>
+          </w:rPr>
+          <w:t xml:space="preserve">Creative Commons Attribution-NonCommercial 4.0 International License</w:t>
+        </w:r>
+      </w:hyperlink>
+      <w:r>
+        <w:rPr>
+          <w:rFonts w:ascii="Arial" w:cs="Arial" w:eastAsia="Arial" w:hAnsi="Arial"/>
+          <w:sz w:val="17"/>
+          <w:szCs w:val="17"/>
+        </w:rPr>
+        <w:t xml:space="preserve"> (</w:t>
+      </w:r>
+      <w:hyperlink w:history="1" r:id="rIdv1f8ghb3eh88a_hkrhn8k">
+        <w:r>
+          <w:rPr>
+            <w:rFonts w:ascii="Arial" w:cs="Arial" w:eastAsia="Arial" w:hAnsi="Arial"/>
+            <w:color w:val="1F6B75"/>
+            <w:sz w:val="17"/>
+            <w:szCs w:val="17"/>
+            <w:u w:val="single" w:color="1F6B75"/>
+          </w:rPr>
+          <w:t xml:space="preserve">CC BY-NC 4.0</w:t>
+        </w:r>
+      </w:hyperlink>
+      <w:r>
+        <w:rPr>
+          <w:rFonts w:ascii="Arial" w:cs="Arial" w:eastAsia="Arial" w:hAnsi="Arial"/>
+          <w:sz w:val="17"/>
+          <w:szCs w:val="17"/>
+        </w:rPr>
+        <w:t xml:space="preserve">). To view a copy of this license, visit </w:t>
+      </w:r>
+      <w:hyperlink w:history="1" r:id="rIdr7ynqc31ncj2mt4fwbjhz">
+        <w:r>
+          <w:rPr>
+            <w:rFonts w:ascii="Arial" w:cs="Arial" w:eastAsia="Arial" w:hAnsi="Arial"/>
+            <w:color w:val="1F6B75"/>
+            <w:sz w:val="17"/>
+            <w:szCs w:val="17"/>
+            <w:u w:val="single" w:color="1F6B75"/>
+          </w:rPr>
+          <w:t xml:space="preserve">https://creativecommons.org/licenses/by-nc/4.0/</w:t>
+        </w:r>
+      </w:hyperlink>
+      <w:r>
+        <w:rPr>
+          <w:rFonts w:ascii="Arial" w:cs="Arial" w:eastAsia="Arial" w:hAnsi="Arial"/>
+          <w:sz w:val="17"/>
+          <w:szCs w:val="17"/>
+        </w:rPr>
+        <w:t xml:space="preserve">. You are free to copy, redistribute, and adapt this material in any medium or format, provided appropriate credit is given and the material is not used for commercial purposes. KICD learning outcomes and curriculum designations reproduced here for alignment purposes remain the property of KICD and are not covered by this license. Linked external resources (e.g. CK-12, Khan Academy, PhET) are subject to their own licenses.</w:t>
       </w:r>
     </w:p>
     <w:p>

--- a/data/outputs/v2/Chemistry/SS2.1_Introduction_to_Salts/Chemistry_Introduction_to_Salts_SummaryTable.docx
+++ b/data/outputs/v2/Chemistry/SS2.1_Introduction_to_Salts/Chemistry_Introduction_to_Salts_SummaryTable.docx
@@ -38,177 +38,6 @@
           <w:szCs w:val="22"/>
         </w:rPr>
         <w:t xml:space="preserve">Sub-Strand 2.1: Introduction to Salts — Teacher Reference (Pre-filled)</w:t>
-      </w:r>
-    </w:p>
-    <w:p>
-      <w:pPr>
-        <w:spacing w:after="80" w:before="120"/>
-      </w:pPr>
-      <w:r>
-        <w:rPr>
-          <w:rFonts w:ascii="Arial" w:cs="Arial" w:eastAsia="Arial" w:hAnsi="Arial"/>
-          <w:b/>
-          <w:bCs/>
-          <w:color w:val="1F3864"/>
-          <w:sz w:val="20"/>
-          <w:szCs w:val="20"/>
-        </w:rPr>
-        <w:t xml:space="preserve">ATTRIBUTION AND LICENSING</w:t>
-      </w:r>
-    </w:p>
-    <w:p>
-      <w:pPr>
-        <w:spacing w:after="60" w:before="0"/>
-      </w:pPr>
-      <w:r>
-        <w:rPr>
-          <w:rFonts w:ascii="Arial" w:cs="Arial" w:eastAsia="Arial" w:hAnsi="Arial"/>
-          <w:b/>
-          <w:bCs/>
-          <w:sz w:val="17"/>
-          <w:szCs w:val="17"/>
-        </w:rPr>
-        <w:t xml:space="preserve">Curriculum Alignment: </w:t>
-      </w:r>
-      <w:r>
-        <w:rPr>
-          <w:rFonts w:ascii="Arial" w:cs="Arial" w:eastAsia="Arial" w:hAnsi="Arial"/>
-          <w:sz w:val="17"/>
-          <w:szCs w:val="17"/>
-        </w:rPr>
-        <w:t xml:space="preserve">Structured in pedagogical alignment with the competence-based curriculum format and learning outcomes established by the Kenya Institute of Curriculum Development (KICD). This material is independently developed and is not officially endorsed or published by KICD.</w:t>
-      </w:r>
-    </w:p>
-    <w:p>
-      <w:pPr>
-        <w:spacing w:after="60" w:before="0"/>
-      </w:pPr>
-      <w:r>
-        <w:rPr>
-          <w:rFonts w:ascii="Arial" w:cs="Arial" w:eastAsia="Arial" w:hAnsi="Arial"/>
-          <w:b/>
-          <w:bCs/>
-          <w:sz w:val="17"/>
-          <w:szCs w:val="17"/>
-        </w:rPr>
-        <w:t xml:space="preserve">Content &amp; Pedagogy: </w:t>
-      </w:r>
-      <w:r>
-        <w:rPr>
-          <w:rFonts w:ascii="Arial" w:cs="Arial" w:eastAsia="Arial" w:hAnsi="Arial"/>
-          <w:sz w:val="17"/>
-          <w:szCs w:val="17"/>
-        </w:rPr>
-        <w:t xml:space="preserve">Developed and adapted by the educator team at SeaVuria (registered 501(c)(3) in the United States and registered NGO in Kenya, No. 872-850A-BF11), who designed the pedagogical framework, lesson templates and exemplar lessons on which this material is based.</w:t>
-      </w:r>
-    </w:p>
-    <w:p>
-      <w:pPr>
-        <w:spacing w:after="60" w:before="0"/>
-      </w:pPr>
-      <w:r>
-        <w:rPr>
-          <w:rFonts w:ascii="Arial" w:cs="Arial" w:eastAsia="Arial" w:hAnsi="Arial"/>
-          <w:b/>
-          <w:bCs/>
-          <w:sz w:val="17"/>
-          <w:szCs w:val="17"/>
-        </w:rPr>
-        <w:t xml:space="preserve">Production &amp; Layout: </w:t>
-      </w:r>
-      <w:r>
-        <w:rPr>
-          <w:rFonts w:ascii="Arial" w:cs="Arial" w:eastAsia="Arial" w:hAnsi="Arial"/>
-          <w:sz w:val="17"/>
-          <w:szCs w:val="17"/>
-        </w:rPr>
-        <w:t xml:space="preserve">Educational design and curriculum sequencing by SeaVuria. Technical layout, structural formatting, and digital optimization/implementation executed in partnership with ARES Education (registered 501(c)(3) in the United States and Canada (as Afretech Aid) and registered NGO in Kenya), with lesson drafting and compilation assisted by AI (Claude, Anthropic).</w:t>
-      </w:r>
-    </w:p>
-    <w:p>
-      <w:pPr>
-        <w:pBdr>
-          <w:bottom w:val="single" w:color="1F3864" w:sz="6" w:space="6"/>
-        </w:pBdr>
-        <w:spacing w:after="60" w:before="0"/>
-      </w:pPr>
-      <w:r>
-        <w:rPr>
-          <w:rFonts w:ascii="Arial" w:cs="Arial" w:eastAsia="Arial" w:hAnsi="Arial"/>
-          <w:b/>
-          <w:bCs/>
-          <w:sz w:val="17"/>
-          <w:szCs w:val="17"/>
-        </w:rPr>
-        <w:t xml:space="preserve">Licensing &amp; Copyright: </w:t>
-      </w:r>
-      <w:r>
-        <w:rPr>
-          <w:rFonts w:ascii="Arial" w:cs="Arial" w:eastAsia="Arial" w:hAnsi="Arial"/>
-          <w:sz w:val="17"/>
-          <w:szCs w:val="17"/>
-        </w:rPr>
-        <w:t xml:space="preserve">© 2026 SeaVuria and ARES. This work is licensed under a </w:t>
-      </w:r>
-      <w:hyperlink w:history="1" r:id="rId0bch8iljboep-d7ijzp3x">
-        <w:r>
-          <w:rPr>
-            <w:rFonts w:ascii="Arial" w:cs="Arial" w:eastAsia="Arial" w:hAnsi="Arial"/>
-            <w:color w:val="1F6B75"/>
-            <w:sz w:val="17"/>
-            <w:szCs w:val="17"/>
-            <w:u w:val="single" w:color="1F6B75"/>
-          </w:rPr>
-          <w:t xml:space="preserve">Creative Commons Attribution-NonCommercial 4.0 International License</w:t>
-        </w:r>
-      </w:hyperlink>
-      <w:r>
-        <w:rPr>
-          <w:rFonts w:ascii="Arial" w:cs="Arial" w:eastAsia="Arial" w:hAnsi="Arial"/>
-          <w:sz w:val="17"/>
-          <w:szCs w:val="17"/>
-        </w:rPr>
-        <w:t xml:space="preserve"> (</w:t>
-      </w:r>
-      <w:hyperlink w:history="1" r:id="rIdv1f8ghb3eh88a_hkrhn8k">
-        <w:r>
-          <w:rPr>
-            <w:rFonts w:ascii="Arial" w:cs="Arial" w:eastAsia="Arial" w:hAnsi="Arial"/>
-            <w:color w:val="1F6B75"/>
-            <w:sz w:val="17"/>
-            <w:szCs w:val="17"/>
-            <w:u w:val="single" w:color="1F6B75"/>
-          </w:rPr>
-          <w:t xml:space="preserve">CC BY-NC 4.0</w:t>
-        </w:r>
-      </w:hyperlink>
-      <w:r>
-        <w:rPr>
-          <w:rFonts w:ascii="Arial" w:cs="Arial" w:eastAsia="Arial" w:hAnsi="Arial"/>
-          <w:sz w:val="17"/>
-          <w:szCs w:val="17"/>
-        </w:rPr>
-        <w:t xml:space="preserve">). To view a copy of this license, visit </w:t>
-      </w:r>
-      <w:hyperlink w:history="1" r:id="rIdr7ynqc31ncj2mt4fwbjhz">
-        <w:r>
-          <w:rPr>
-            <w:rFonts w:ascii="Arial" w:cs="Arial" w:eastAsia="Arial" w:hAnsi="Arial"/>
-            <w:color w:val="1F6B75"/>
-            <w:sz w:val="17"/>
-            <w:szCs w:val="17"/>
-            <w:u w:val="single" w:color="1F6B75"/>
-          </w:rPr>
-          <w:t xml:space="preserve">https://creativecommons.org/licenses/by-nc/4.0/</w:t>
-        </w:r>
-      </w:hyperlink>
-      <w:r>
-        <w:rPr>
-          <w:rFonts w:ascii="Arial" w:cs="Arial" w:eastAsia="Arial" w:hAnsi="Arial"/>
-          <w:sz w:val="17"/>
-          <w:szCs w:val="17"/>
-        </w:rPr>
-        <w:t xml:space="preserve">. You are free to copy, redistribute, and adapt this material in any medium or format, provided appropriate credit is given and the material is not used for commercial purposes. KICD learning outcomes and curriculum designations reproduced here for alignment purposes remain the property of KICD and are not covered by this license. Linked external resources (e.g. CK-12, Khan Academy, PhET) are subject to their own licenses.</w:t>
       </w:r>
     </w:p>
     <w:p>
@@ -1848,6 +1677,185 @@
         </w:tc>
       </w:tr>
     </w:tbl>
+    <w:p>
+      <w:pPr>
+        <w:spacing w:after="120"/>
+      </w:pPr>
+      <w:r>
+        <w:t xml:space="preserve"/>
+      </w:r>
+    </w:p>
+    <w:p>
+      <w:pPr>
+        <w:spacing w:after="80" w:before="120"/>
+      </w:pPr>
+      <w:r>
+        <w:rPr>
+          <w:rFonts w:ascii="Arial" w:cs="Arial" w:eastAsia="Arial" w:hAnsi="Arial"/>
+          <w:b/>
+          <w:bCs/>
+          <w:color w:val="1F3864"/>
+          <w:sz w:val="20"/>
+          <w:szCs w:val="20"/>
+        </w:rPr>
+        <w:t xml:space="preserve">ATTRIBUTION AND LICENSING</w:t>
+      </w:r>
+    </w:p>
+    <w:p>
+      <w:pPr>
+        <w:spacing w:after="60" w:before="0"/>
+      </w:pPr>
+      <w:r>
+        <w:rPr>
+          <w:rFonts w:ascii="Arial" w:cs="Arial" w:eastAsia="Arial" w:hAnsi="Arial"/>
+          <w:b/>
+          <w:bCs/>
+          <w:sz w:val="17"/>
+          <w:szCs w:val="17"/>
+        </w:rPr>
+        <w:t xml:space="preserve">Curriculum Alignment: </w:t>
+      </w:r>
+      <w:r>
+        <w:rPr>
+          <w:rFonts w:ascii="Arial" w:cs="Arial" w:eastAsia="Arial" w:hAnsi="Arial"/>
+          <w:sz w:val="17"/>
+          <w:szCs w:val="17"/>
+        </w:rPr>
+        <w:t xml:space="preserve">Structured in pedagogical alignment with the competence-based curriculum format and learning outcomes established by the Kenya Institute of Curriculum Development (KICD). This material is independently developed and is not officially endorsed or published by KICD.</w:t>
+      </w:r>
+    </w:p>
+    <w:p>
+      <w:pPr>
+        <w:spacing w:after="60" w:before="0"/>
+      </w:pPr>
+      <w:r>
+        <w:rPr>
+          <w:rFonts w:ascii="Arial" w:cs="Arial" w:eastAsia="Arial" w:hAnsi="Arial"/>
+          <w:b/>
+          <w:bCs/>
+          <w:sz w:val="17"/>
+          <w:szCs w:val="17"/>
+        </w:rPr>
+        <w:t xml:space="preserve">Content &amp; Pedagogy: </w:t>
+      </w:r>
+      <w:r>
+        <w:rPr>
+          <w:rFonts w:ascii="Arial" w:cs="Arial" w:eastAsia="Arial" w:hAnsi="Arial"/>
+          <w:sz w:val="17"/>
+          <w:szCs w:val="17"/>
+        </w:rPr>
+        <w:t xml:space="preserve">Developed and adapted by the educator team at SeaVuria (registered 501(c)(3) in the United States and registered NGO in Kenya, No. 872-850A-BF11), who designed the pedagogical framework, lesson templates and exemplar lessons on which this material is based.</w:t>
+      </w:r>
+    </w:p>
+    <w:p>
+      <w:pPr>
+        <w:spacing w:after="60" w:before="0"/>
+      </w:pPr>
+      <w:r>
+        <w:rPr>
+          <w:rFonts w:ascii="Arial" w:cs="Arial" w:eastAsia="Arial" w:hAnsi="Arial"/>
+          <w:b/>
+          <w:bCs/>
+          <w:sz w:val="17"/>
+          <w:szCs w:val="17"/>
+        </w:rPr>
+        <w:t xml:space="preserve">Production &amp; Layout: </w:t>
+      </w:r>
+      <w:r>
+        <w:rPr>
+          <w:rFonts w:ascii="Arial" w:cs="Arial" w:eastAsia="Arial" w:hAnsi="Arial"/>
+          <w:sz w:val="17"/>
+          <w:szCs w:val="17"/>
+        </w:rPr>
+        <w:t xml:space="preserve">Educational design and curriculum sequencing by SeaVuria. Technical layout, structural formatting, and digital optimization/implementation executed in partnership with ARES Education (registered 501(c)(3) in the United States and Canada (as Afretech Aid) and registered NGO in Kenya), with lesson drafting and compilation assisted by AI (Claude, Anthropic).</w:t>
+      </w:r>
+    </w:p>
+    <w:p>
+      <w:pPr>
+        <w:pBdr>
+          <w:bottom w:val="single" w:color="1F3864" w:sz="6" w:space="6"/>
+        </w:pBdr>
+        <w:spacing w:after="60" w:before="0"/>
+      </w:pPr>
+      <w:r>
+        <w:rPr>
+          <w:rFonts w:ascii="Arial" w:cs="Arial" w:eastAsia="Arial" w:hAnsi="Arial"/>
+          <w:b/>
+          <w:bCs/>
+          <w:sz w:val="17"/>
+          <w:szCs w:val="17"/>
+        </w:rPr>
+        <w:t xml:space="preserve">Licensing &amp; Copyright: </w:t>
+      </w:r>
+      <w:r>
+        <w:rPr>
+          <w:rFonts w:ascii="Arial" w:cs="Arial" w:eastAsia="Arial" w:hAnsi="Arial"/>
+          <w:sz w:val="17"/>
+          <w:szCs w:val="17"/>
+        </w:rPr>
+        <w:t xml:space="preserve">© 2026 SeaVuria and ARES. This work is licensed under a </w:t>
+      </w:r>
+      <w:hyperlink w:history="1" r:id="rIdxqdjepwei3nsxq_wkc-bh">
+        <w:r>
+          <w:rPr>
+            <w:rFonts w:ascii="Arial" w:cs="Arial" w:eastAsia="Arial" w:hAnsi="Arial"/>
+            <w:color w:val="1F6B75"/>
+            <w:sz w:val="17"/>
+            <w:szCs w:val="17"/>
+            <w:u w:val="single" w:color="1F6B75"/>
+          </w:rPr>
+          <w:t xml:space="preserve">Creative Commons Attribution-NonCommercial 4.0 International License</w:t>
+        </w:r>
+      </w:hyperlink>
+      <w:r>
+        <w:rPr>
+          <w:rFonts w:ascii="Arial" w:cs="Arial" w:eastAsia="Arial" w:hAnsi="Arial"/>
+          <w:sz w:val="17"/>
+          <w:szCs w:val="17"/>
+        </w:rPr>
+        <w:t xml:space="preserve"> (</w:t>
+      </w:r>
+      <w:hyperlink w:history="1" r:id="rIdxiyozictve2exr0woae0u">
+        <w:r>
+          <w:rPr>
+            <w:rFonts w:ascii="Arial" w:cs="Arial" w:eastAsia="Arial" w:hAnsi="Arial"/>
+            <w:color w:val="1F6B75"/>
+            <w:sz w:val="17"/>
+            <w:szCs w:val="17"/>
+            <w:u w:val="single" w:color="1F6B75"/>
+          </w:rPr>
+          <w:t xml:space="preserve">CC BY-NC 4.0</w:t>
+        </w:r>
+      </w:hyperlink>
+      <w:r>
+        <w:rPr>
+          <w:rFonts w:ascii="Arial" w:cs="Arial" w:eastAsia="Arial" w:hAnsi="Arial"/>
+          <w:sz w:val="17"/>
+          <w:szCs w:val="17"/>
+        </w:rPr>
+        <w:t xml:space="preserve">). To view a copy of this license, visit </w:t>
+      </w:r>
+      <w:hyperlink w:history="1" r:id="rIdzzoxtcxshdsvvayfzguap">
+        <w:r>
+          <w:rPr>
+            <w:rFonts w:ascii="Arial" w:cs="Arial" w:eastAsia="Arial" w:hAnsi="Arial"/>
+            <w:color w:val="1F6B75"/>
+            <w:sz w:val="17"/>
+            <w:szCs w:val="17"/>
+            <w:u w:val="single" w:color="1F6B75"/>
+          </w:rPr>
+          <w:t xml:space="preserve">https://creativecommons.org/licenses/by-nc/4.0/</w:t>
+        </w:r>
+      </w:hyperlink>
+      <w:r>
+        <w:rPr>
+          <w:rFonts w:ascii="Arial" w:cs="Arial" w:eastAsia="Arial" w:hAnsi="Arial"/>
+          <w:sz w:val="17"/>
+          <w:szCs w:val="17"/>
+        </w:rPr>
+        <w:t xml:space="preserve">. You are free to copy, redistribute, and adapt this material in any medium or format, provided appropriate credit is given and the material is not used for commercial purposes. KICD learning outcomes and curriculum designations reproduced here for alignment purposes remain the property of KICD and are not covered by this license. Linked external resources (e.g. CK-12, Khan Academy, PhET) are subject to their own licenses.</w:t>
+      </w:r>
+    </w:p>
     <w:sectPr>
       <w:pgSz w:w="15840" w:h="12240" w:orient="landscape"/>
       <w:pgMar w:top="1080" w:right="1080" w:bottom="1080" w:left="1080" w:header="708" w:footer="708" w:gutter="0"/>

--- a/data/outputs/v2/Chemistry/SS2.1_Introduction_to_Salts/Chemistry_Introduction_to_Salts_SummaryTable.docx
+++ b/data/outputs/v2/Chemistry/SS2.1_Introduction_to_Salts/Chemistry_Introduction_to_Salts_SummaryTable.docx
@@ -564,7 +564,7 @@
                 <w:sz w:val="18"/>
                 <w:szCs w:val="18"/>
               </w:rPr>
-              <w:t xml:space="preserve">Students examine and compare three white solids: table salt (NaCl), calcium ammonium nitrate (CAN fertiliser), and washing soda (Na₂CO₃·10H₂O). They record physical appearances and note that all three look broadly similar — white/off-white crystalline solids — yet behaved very differently overnight in the anchoring phenomenon. Teacher prompts: 'What do these three substances have in common? What differences did we already observe?' Students also examine provided solubility data and pH paper results for each substance dissolved in water.</w:t>
+              <w:t xml:space="preserve">Learners observed four physical salt samples (table salt, CAN fertiliser granules, copper sulphate crystals, washing soda crystals) and recorded differences in colour, texture, crystal shape and appearance. They also observed the anchoring phenomenon — the clumped fertiliser, white-crusted washing soda and unchanged table salt — and noted that all three are salts despite behaving differently overnight.</w:t>
             </w:r>
           </w:p>
         </w:tc>
@@ -596,7 +596,7 @@
                 <w:sz w:val="18"/>
                 <w:szCs w:val="18"/>
               </w:rPr>
-              <w:t xml:space="preserve">Salts are ionic compounds formed when the hydrogen atom(s) in an acid are fully or partially replaced by a positive ion (a metal ion or ammonium ion). There are four types: (1) Normal salts — all replaceable hydrogen replaced, e.g., NaCl, ZnSO₄, CAN (NH₄NO₃·Ca(NO₃)₂); (2) Acid salts — hydrogen only partially replaced, e.g., NaHCO₃, NaHSO₄; (3) Basic salts — contain an OH⁻ group alongside the salt anion, e.g., Pb(OH)Cl; (4) Double salts — contain two different cations or anions, e.g., potash alum KAl(SO₄)₂·12H₂O. Students learn to name salts from parent acids (hydrochloric → chloride; sulphuric → sulphate; nitric → nitrate; carbonic → carbonate; phosphoric → phosphate).</w:t>
+              <w:t xml:space="preserve">A salt is a substance formed when a hydrogen atom in an acid is fully or partially replaced by a positive ion. Salts are classified as: normal salts (all hydrogen atoms replaced, e.g. NaCl, Na₂SO₄), acidic salts (hydrogen partially replaced, e.g. NaHCO₃, NaHSO₄), basic salts (contain OH⁻ or O²⁻ in addition to the salt anion, e.g. Pb(OH)Cl, Mg(OH)Cl), and double salts (contain two different cations or two different anions, e.g. KAl(SO₄)₂·12H₂O — alum). CAN fertiliser (NH₄NO₃), washing soda (Na₂CO₃) and table salt (NaCl) are all normal salts — yet they behave differently in air, which means classification alone does not explain the phenomenon.</w:t>
             </w:r>
           </w:p>
         </w:tc>
@@ -628,7 +628,7 @@
                 <w:sz w:val="18"/>
                 <w:szCs w:val="18"/>
               </w:rPr>
-              <w:t xml:space="preserve">PEDAGOGICAL NOTE — This lesson builds the conceptual vocabulary for the entire sub-strand. Insist on precision: a salt is NOT simply 'what you get when acid meets base' — that is one method of preparation, not the definition. Use a two-column board organiser: 'Parent Acid | Salt Formed'. Cold-call at least 4 students to name the salt from a given acid + metal combination before moving on. Crucially, anchor back to the phenomenon: CAN fertiliser is a double salt (calcium nitrate + ammonium nitrate); NaCl is a normal salt; Na₂CO₃ is a normal salt of carbonic acid. Their different behaviours overnight are NOT yet explained — use this to populate the Driving Question Board. Wait time: pose 'Why might two normal salts behave so differently in air?' and give 30 seconds silent thinking before taking responses. Leave the question unresolved — it will be answered in Lesson 6.</w:t>
+              <w:t xml:space="preserve">Learners cannot yet fully explain WHY the three salts behaved differently overnight. They have established WHAT a salt is and HOW salts are classified, but the atmospheric behaviour (hygroscopic, deliquescent, efflorescent properties) requires understanding of solubility, water of crystallisation and vapour pressure — concepts that will be built in subsequent lessons. The DQB captures these open questions as the engine of the unit investigation.</w:t>
             </w:r>
           </w:p>
         </w:tc>
@@ -681,7 +681,7 @@
                 <w:sz w:val="18"/>
                 <w:szCs w:val="18"/>
               </w:rPr>
-              <w:t xml:space="preserve">Solubility of Salts and the Solubility Rules</w:t>
+              <w:t xml:space="preserve">Solubility of Salts — Experiment 1</w:t>
             </w:r>
           </w:p>
         </w:tc>
@@ -713,7 +713,7 @@
                 <w:sz w:val="18"/>
                 <w:szCs w:val="18"/>
               </w:rPr>
-              <w:t xml:space="preserve">Students conduct a structured practical: small samples of named salts (NaCl, PbSO₄, BaSO₄, CuCO₃, AgCl, KNO₃, Ca(OH)₂) are added to water in test tubes and shaken. Students record whether each salt dissolves (soluble), partially dissolves (slightly soluble), or does not dissolve (insoluble). Results are tabulated on the board as a class data set. Teacher draws attention to patterns: all nitrates dissolved; most carbonates did not; sulphates were mixed.</w:t>
+              <w:t xml:space="preserve">When ammonium nitrate (the salt in CAN fertiliser), sodium chloride (table salt) and sodium carbonate (washing soda) were added to water in test tubes, all three dissolved — the mixtures became clear solutions. Calcium carbonate remained as a cloudy suspension, indicating it did not dissolve. Copper sulphate dissolved and produced a blue solution. Lead sulphate remained cloudy and insoluble.</w:t>
             </w:r>
           </w:p>
         </w:tc>
@@ -745,7 +745,7 @@
                 <w:sz w:val="18"/>
                 <w:szCs w:val="18"/>
               </w:rPr>
-              <w:t xml:space="preserve">Solubility determines which method can be used to prepare a salt — this is the critical decision-making tool for Lessons 3–5. Solubility rules for common salts: (1) All nitrates are soluble. (2) All sodium, potassium, and ammonium salts are soluble. (3) All chlorides are soluble EXCEPT AgCl and PbCl₂. (4) All sulphates are soluble EXCEPT BaSO₄, PbSO₄, and CaSO₄ (slightly soluble). (5) All carbonates are insoluble EXCEPT those of sodium, potassium, and ammonium. (6) All hydroxides are insoluble EXCEPT those of sodium, potassium, and ammonium (Ca(OH)₂ is slightly soluble). Students construct a solubility reference card they will use throughout the sub-strand.</w:t>
+              <w:t xml:space="preserve">Solubility depends on the type of salt, not its colour or appearance. All nitrates are soluble. Most chlorides are soluble. Most carbonates are insoluble except those of sodium, potassium and ammonium. Most sulphates are soluble except lead(II) sulphate and barium sulphate. These rules form the beginning of a solubility reference chart we will use throughout the unit.</w:t>
             </w:r>
           </w:p>
         </w:tc>
@@ -777,7 +777,7 @@
                 <w:sz w:val="18"/>
                 <w:szCs w:val="18"/>
               </w:rPr>
-              <w:t xml:space="preserve">PEDAGOGICAL NOTE — Solubility rules are frequently examined and must be memorised, but memorisation should follow pattern recognition from the practical. Do NOT give the rules before the experiment. After students tabulate results, ask: 'What pattern do you notice about nitrates? About carbonates?' Guide induction before providing formal rules. Use a mnemonic if one fits the class. Key teaching move: present an exam-style question — 'How would you prepare lead sulphate?' — and have students use their solubility card to realise PbSO₄ is insoluble, so the acid + metal method cannot work; this creates productive curiosity for Lesson 5. Anchor to phenomenon: 'Is CAN soluble? Is NaCl? Does solubility relate to what happened overnight?' (Partial answer: yes, solubility in air moisture is related but is not the same as solubility in bulk water — return to this in Lesson 6.)</w:t>
+              <w:t xml:space="preserve">We can now explain why table salt dissolves in githeri water (NaCl is soluble) and why calcium carbonate does not dissolve in river water (it is insoluble). However, we cannot yet explain why CAN fertiliser clumped overnight in the storeroom — because there was no liquid water present, only air. This means solubility in liquid water is not the full explanation. Something about the air itself must be involved, and that is what we will investigate in Lessons 3 to 6.</w:t>
             </w:r>
           </w:p>
         </w:tc>
@@ -862,7 +862,7 @@
                 <w:sz w:val="18"/>
                 <w:szCs w:val="18"/>
               </w:rPr>
-              <w:t xml:space="preserve">Students carry out Experiment 2a: preparation of zinc sulphate (ZnSO₄) crystals. Dilute H₂SO₄ is placed in a beaker; excess zinc granules are added. Students observe: effervescence (H₂ gas), gradual dissolution of zinc, the solution becoming clear (colourless). Excess zinc is filtered off. The filtrate is evaporated to reduce volume and allowed to crystallise. Students also observe a teacher demonstration of the acid + metal oxide route: CuO (black powder) added to warm dilute H₂SO₄; the black solid dissolves and the solution turns blue (Cu²⁺ ions). Students draw and annotate the experimental setups.</w:t>
+              <w:t xml:space="preserve">Zinc granules reacted with dilute sulphuric acid to produce a colourless solution and a gas that caused a burning splint to 'pop'. Black copper(II) oxide powder dissolved in warm dilute sulphuric acid to produce a blue solution. In both cases, the solid was added in excess and the unreacted solid was removed by filtration, leaving a clear salt solution.</w:t>
             </w:r>
           </w:p>
         </w:tc>
@@ -894,7 +894,7 @@
                 <w:sz w:val="18"/>
                 <w:szCs w:val="18"/>
               </w:rPr>
-              <w:t xml:space="preserve">Two methods for preparing soluble salts: (1) Acid + Metal: Zn(s) + H₂SO₄(aq) → ZnSO₄(aq) + H₂(g). Excess metal is used to ensure all acid reacts (confirmed when effervescence stops). Excess solid is removed by filtration. The salt is recovered by evaporation and crystallisation. Only metals above hydrogen in the reactivity series react; copper does not react with dilute acids this way. (2) Acid + Metal Oxide: CuO(s) + H₂SO₄(aq) → CuSO₄(aq) + H₂O(l). Excess metal oxide is used (no gas produced); excess solid removed by filtration; salt recovered by evaporation and crystallisation. Both methods use excess solid reagent to guarantee no acid remains in the final product.</w:t>
+              <w:t xml:space="preserve">A salt is formed when the hydrogen in an acid is replaced by a metal ion. Zinc sulphate (ZnSO₄) is prepared by the acid + metal reaction: Zn(s) + H₂SO₄(aq) → ZnSO₄(aq) + H₂(g). Copper sulphate (CuSO₄) is prepared by the acid + metal oxide reaction: CuO(s) + H₂SO₄(aq) → CuSO₄(aq) + H₂O(l). Both ZnSO₄ and CuSO₄ are soluble salts — all sulphates are soluble except BaSO₄, PbSO₄, and slightly soluble CaSO₄. Excess metal or metal oxide is added to ensure all the acid is consumed, giving a pure salt product. Hydrogen gas is identified by the 'pop' test with a burning splint. The preparation method used for a salt depends on its solubility.</w:t>
             </w:r>
           </w:p>
         </w:tc>
@@ -926,7 +926,7 @@
                 <w:sz w:val="18"/>
                 <w:szCs w:val="18"/>
               </w:rPr>
-              <w:t xml:space="preserve">PEDAGOGICAL NOTE — The concept of 'excess solid' is a key examination point. Pose the question: 'Why do we add excess zinc rather than excess acid?' Cold-call 3 students; expected answer: to ensure all acid is consumed so the final salt solution is pure. Emphasise the logic: the excess solid is easy to remove by filtration; excess dissolved acid is not. Step through the full procedure as a flow diagram on the board: React → Filter → Evaporate → Crystallise → Dry. Students should be able to reproduce this for any acid + metal or acid + metal oxide combination. Kenyan context: ZnSO₄ is used as a micronutrient fertiliser on Rift Valley tea farms; CuSO₄ is used in Bordeaux mixture (fungicide) on coffee and maize. Anchor to phenomenon: 'We now know how to make soluble salts like ZnSO₄ and CuSO₄. Is CAN made this way? Why or why not?' — sets up double salt discussion and links to applications in Lesson 7.</w:t>
+              <w:t xml:space="preserve">CAN fertiliser (calcium ammonium nitrate) is a soluble salt produced through acid reactions — the same family of reactions we carried out in the laboratory today. Because CAN is a soluble salt, its granules can interact with water molecules in humid air. Now that we understand HOW soluble salts like CAN are prepared (acid replaces its hydrogen with a metal ion to form a soluble salt), we are one step closer to explaining why those soluble salt granules absorb moisture from the air and clump together in the Rift Valley storeroom — while table salt (NaCl) and washing soda behave differently. Our next question is: how are salts prepared using carbonates and hydrogen carbonates — and will those methods add more evidence to our explanation?</w:t>
             </w:r>
           </w:p>
         </w:tc>
@@ -1011,7 +1011,7 @@
                 <w:sz w:val="18"/>
                 <w:szCs w:val="18"/>
               </w:rPr>
-              <w:t xml:space="preserve">Students observe a teacher demonstration of titration-based salt preparation: NaOH solution (with phenolphthalein) is titrated against dilute HCl to find the exact volume needed for neutralisation. The indicator-free repeat produces colourless NaCl(aq). Students then carry out a guided practical: Na₂CO₃ powder is added in small portions to dilute HCl in a beaker; they observe vigorous effervescence (CO₂), which subsides when carbonate is in excess. The mixture is filtered and evaporated to yield sodium chloride crystals. Students compare the two sub-methods and complete a comparison table.</w:t>
+              <w:t xml:space="preserve">Learners observed: (1) Universal indicator changing from red/orange to green during neutralisation of HCl with NaOH, indicating pH ≈ 7 at the endpoint; (2) Vigorous fizzing/effervescence when HCl was added to marble chips (CaCO₃); (3) Limewater turning milky/cloudy when CO₂ gas was bubbled through it — confirming the identity of the gas produced in the acid + carbonate reaction; (4) No visible solid precipitate formed in either reaction (both products were soluble salts in solution).</w:t>
             </w:r>
           </w:p>
         </w:tc>
@@ -1043,7 +1043,7 @@
                 <w:sz w:val="18"/>
                 <w:szCs w:val="18"/>
               </w:rPr>
-              <w:t xml:space="preserve">(1) Acid + Soluble Base (Neutralisation/Titration method): used when both the acid and the base are soluble (e.g., HCl + NaOH → NaCl + H₂O). An indicator is used in the first titration to find the exact endpoint; a second indicator-free titration gives a pure salt solution. No excess solid to filter — evaporation alone yields the salt. (2) Acid + Carbonate or Hydrogen Carbonate: Na₂CO₃(s) + 2HCl(aq) → 2NaCl(aq) + H₂O(l) + CO₂(g); NaHCO₃(s) + HCl(aq) → NaCl(aq) + H₂O(l) + CO₂(g). Excess carbonate (solid) is used to consume all acid; CO₂ effervescence ending signals completion; excess solid removed by filtration; salt recovered by evaporation. The critical selection rule: use titration ONLY when acid + base are both soluble; use excess solid method for all others.</w:t>
+              <w:t xml:space="preserve">Learners learned: (1) Soluble salts can be prepared by reacting an acid with a base (neutralisation) — no gas is produced, and the endpoint is identified using an indicator (pH ≈ 7); (2) Soluble salts can also be prepared by reacting an acid with a carbonate or hydrogen carbonate — CO₂ gas and water are also produced alongside the salt; (3) The balanced equation for neutralisation is: HCl(aq) + NaOH(aq) → NaCl(aq) + H₂O(l); (4) The balanced equation for acid + carbonate is: 2HCl(aq) + CaCO₃(s) → CaCl₂(aq) + CO₂(g) + H₂O(l); (5) The same type of reaction (acid + hydrogen carbonate → salt + CO₂ + water) explains why mandazi dough rises when baking soda is added; (6) NaCl (table salt) and CaCl₂ (calcium chloride) are both soluble salts but may behave differently when exposed to air — this will be investigated in Lesson 6.</w:t>
             </w:r>
           </w:p>
         </w:tc>
@@ -1075,7 +1075,7 @@
                 <w:sz w:val="18"/>
                 <w:szCs w:val="18"/>
               </w:rPr>
-              <w:t xml:space="preserve">PEDAGOGICAL NOTE — Students frequently confuse when to use titration vs. excess solid method. Use a decision flowchart: 'Is the base soluble? → Yes → Titration. No → Excess solid + filtration.' This flowchart, combined with the solubility rules card from Lesson 2, gives students a complete toolkit for Lessons 3–5. Common misconception to address explicitly: 'Can I just add a lot of NaOH and filter off the excess?' — No, because NaOH is soluble and cannot be filtered. Cold-call 4 students to classify given salt preparations (provide 4 examples mixing all methods seen so far). Kenyan context: washing soda (Na₂CO₃) — the substance in the anchoring phenomenon — can be traced to this preparation method; baking soda (NaHCO₃) familiar from mandazi preparation is an acid salt. Anchor to phenomenon: 'Table salt (NaCl) is made by the neutralisation method on an industrial scale. Does the method of preparation explain why it behaves differently in air?' — Probe: not directly, but purity of the product matters; leads toward Lesson 6.</w:t>
+              <w:t xml:space="preserve">Learners can now explain: (1) Why there is no visible change during neutralisation even though a chemical reaction is occurring — the salt (NaCl) and water produced are both colourless and soluble, so an indicator is needed to confirm the reaction is complete; (2) Why fizzing occurs when HCl reacts with CaCO₃ — CO₂ gas is produced as a product of the acid + carbonate reaction, and this same gas is responsible for the rising of mandazi dough; (3) How to write and balance chemical equations for both preparation routes, including correct state symbols; (4) How today's evidence connects to the driving question — NaCl (prepared by neutralisation) is the table salt that did not change overnight, while CaCl₂ (prepared by acid + carbonate) is hygroscopic and may explain the clumping behaviour observed in CAN fertiliser, to be confirmed in Lesson 6.</w:t>
             </w:r>
           </w:p>
         </w:tc>
@@ -1160,7 +1160,7 @@
                 <w:sz w:val="18"/>
                 <w:szCs w:val="18"/>
               </w:rPr>
-              <w:t xml:space="preserve">Students carry out a practical: lead nitrate solution (Pb(NO₃)₂) and potassium iodide solution (KI) are mixed in a test tube. Students observe: immediate formation of a bright yellow precipitate (PbI₂). The mixture is filtered using a Büchner funnel or gravity filtration; the yellow solid is washed with distilled water and dried. Teacher demonstrates a second example: BaCl₂(aq) + Na₂SO₄(aq) → BaSO₄(s) (white precipitate) + 2NaCl(aq). Students write ionic and net ionic equations for both reactions.</w:t>
+              <w:t xml:space="preserve">When barium chloride solution and sodium sulphate solution were mixed, a dense white precipitate formed immediately. The precipitate was filtered, washed with distilled water, and collected on filter paper. The filtrate (waste solution) remained clear. An alternative experiment using lead(II) nitrate and potassium iodide produced a vivid golden-yellow precipitate of lead(II) iodide.</w:t>
             </w:r>
           </w:p>
         </w:tc>
@@ -1192,7 +1192,7 @@
                 <w:sz w:val="18"/>
                 <w:szCs w:val="18"/>
               </w:rPr>
-              <w:t xml:space="preserve">Insoluble salts are prepared by double decomposition (precipitation): two soluble salt solutions are mixed; the insoluble salt precipitates immediately. General procedure: (1) Dissolve each reactant separately in distilled water. (2) Mix the two solutions — precipitate forms instantly. (3) Filter to collect the precipitate. (4) Wash the residue with distilled water to remove soluble impurities. (5) Dry the product. Ionic equation example: Pb²⁺(aq) + 2I⁻(aq) → PbI₂(s). The solubility rules card from Lesson 2 is essential for predicting which product precipitates. This method cannot be used for soluble salts because no precipitate forms.</w:t>
+              <w:t xml:space="preserve">Insoluble salts cannot be prepared by the methods used for soluble salts (acid–metal, acid–base, acid–carbonate). They are prepared by double decomposition (precipitation): two soluble salt solutions, each supplying one ion of the target salt, are mixed; the insoluble salt precipitates immediately. The net ionic equation shows only the reacting ions (e.g. Ba²⁺(aq) + SO₄²⁻(aq) → BaSO₄(s)); the remaining ions (Na⁺ and Cl⁻) are spectator ions. The solubility of the target salt determines which preparation method must be used.</w:t>
             </w:r>
           </w:p>
         </w:tc>
@@ -1224,7 +1224,7 @@
                 <w:sz w:val="18"/>
                 <w:szCs w:val="18"/>
               </w:rPr>
-              <w:t xml:space="preserve">PEDAGOGICAL NOTE — Emphasise the washing step: students often omit it. Ask: 'What soluble impurity would remain if we did not wash BaSO₄?' (Answer: NaCl from the spectator ions.) Use wait time of 30 seconds before cold-calling. Have students use their Lesson 2 solubility card to predict products before each demonstration — this reinforces the card as a practical tool, not just a memory exercise. Decision flowchart update: 'Is the desired salt insoluble? → Yes → Double decomposition. No → Use Lessons 3–4 methods.' Kenyan context: BaSO₄ is used medically as a barium meal in X-rays at Kenyatta National Hospital — safe because it is insoluble and not absorbed. PbI₂'s bright yellow colour can be a memorable visual anchor. Anchor to phenomenon: 'Could CAN fertiliser be made by precipitation? Why not?' (CAN is soluble — precipitation would not work.) Students are now equipped with all three preparation methods; Lesson 6 shifts to behaviour in air.</w:t>
+              <w:t xml:space="preserve">The anchoring phenomenon involves three salts behaving differently in air: CAN (ammonium nitrate — soluble, made by neutralisation), washing soda (sodium carbonate decahydrate — soluble, efflorescent), and table salt (sodium chloride — soluble, stable). Today's lesson showed that not all salts are soluble — some, like barium sulphate, are insoluble and must be made by a completely different method. This deepens our understanding of the phenomenon: the properties of a salt (solubility, stability in air, reactivity) are linked to its composition and the method by which it was formed. Choosing the right preparation method — and understanding why — is essential for producing salts safely and correctly for use in agriculture (fertilisers), medicine (barium meals at KNH), and industry across Kenya.</w:t>
             </w:r>
           </w:p>
         </w:tc>
@@ -1309,7 +1309,7 @@
                 <w:sz w:val="18"/>
                 <w:szCs w:val="18"/>
               </w:rPr>
-              <w:t xml:space="preserve">Students observe a teacher-prepared demonstration (set up at the start of the lesson or the previous day): pre-weighed samples of CaCl₂, Na₂CO₃·10H₂O, and NaCl have been left exposed to laboratory air. Students record the mass change, visual change, and physical state change for each. CaCl₂: mass increased, surface appears wet, eventually a puddle forms (deliquescent). Na₂CO₃·10H₂O: mass decreased, crystals became powdery white crust, crumbled (efflorescent). NaCl: no observable change (neither hygroscopic nor deliquescent nor efflorescent). Students also test silica gel (desiccant sachet) to identify a hygroscopic substance.</w:t>
+              <w:t xml:space="preserve">Learners placed pre-weighed samples of anhydrous CaCl₂, Na₂CO₃·10H₂O, and NaCl on watch glasses and left them exposed to classroom air for 20–25 minutes. They recorded mass changes at timed intervals and observed that CaCl₂ gained mass and became moist/sticky, Na₂CO₃·10H₂O lost mass and developed a white powdery surface, and NaCl showed no significant change.</w:t>
             </w:r>
           </w:p>
         </w:tc>
@@ -1341,7 +1341,7 @@
                 <w:sz w:val="18"/>
                 <w:szCs w:val="18"/>
               </w:rPr>
-              <w:t xml:space="preserve">Three categories of salt behaviour in air: (1) Hygroscopic salts absorb water vapour from the air but do not dissolve in it — e.g., CuSO₄ (anhydrous, turns blue), silica gel, anhydrous CaCl₂. Mass increases; solid remains solid. (2) Deliquescent salts absorb water vapour from the air and dissolve completely in the absorbed water, forming a solution — e.g., CaCl₂, NaOH, CAN fertiliser (calcium ammonium nitrate). Mass increases significantly; solid eventually becomes a liquid. (3) Efflorescent salts lose water of crystallisation to the air (when atmospheric humidity is lower than the vapour pressure of the hydrated salt) — e.g., Na₂CO₃·10H₂O (washing soda), CuSO₄·5H₂O, FeSO₄·7H₂O. Mass decreases; crystals become powdery. NaCl is none of these — it is stable in air under normal Kenyan humidity conditions.</w:t>
+              <w:t xml:space="preserve">Salts behave differently when exposed to air: deliquescent salts (e.g., CaCl₂, CAN fertiliser) absorb water vapour from the air and can dissolve in it; efflorescent salts (e.g., Na₂CO₃·10H₂O, washing soda) lose water of crystallisation to the air forming a white powder (Na₂CO₃·10H₂O → Na₂CO₃ + 10H₂O); stable salts (e.g., NaCl, table salt) show no significant interaction with atmospheric moisture under normal conditions.</w:t>
             </w:r>
           </w:p>
         </w:tc>
@@ -1373,7 +1373,7 @@
                 <w:sz w:val="18"/>
                 <w:szCs w:val="18"/>
               </w:rPr>
-              <w:t xml:space="preserve">PEDAGOGICAL NOTE — THIS IS THE CENTRAL EXPLANATORY LESSON for the driving question. Return explicitly to the phenomenon: 'The fertiliser (CAN) is deliquescent — it absorbed water vapour from the night air and dissolved. The washing soda is efflorescent — it lost water of crystallisation to the dry morning air. The table salt is stable — it neither gains nor loses water under normal conditions. You can now answer the driving question.' Write this on the board and have students write it in their own words as a formative check. Common misconception: efflorescence is not the same as dissolving; the water lost was already part of the crystal structure. Differentiate hygroscopic vs. deliquescent clearly — all deliquescent substances are hygroscopic, but not all hygroscopic substances are deliquescent. Cold-call 5 students: give them a substance, ask them to classify and explain. Kenyan weather context: Nairobi's dry season vs. the long rains — humidity changes affect CAN storage; this is economically important for Kenyan farmers.</w:t>
+              <w:t xml:space="preserve">The CAN fertiliser granules clumped and became wet because CAN contains deliquescent salts that absorbed water vapour from the humid storeroom air and dissolved in it. The washing soda crystals shrank and formed a white crust because Na₂CO₃·10H₂O is efflorescent — it lost its water of crystallisation to the air. Table salt was unchanged because NaCl is stable in air. These properties determine how salts must be stored and used safely in Kenya: CAN fertiliser must be kept in sealed, airtight bags, and washing soda in sealed containers.</w:t>
             </w:r>
           </w:p>
         </w:tc>
@@ -1458,7 +1458,7 @@
                 <w:sz w:val="18"/>
                 <w:szCs w:val="18"/>
               </w:rPr>
-              <w:t xml:space="preserve">Students examine a set of real or pictured Kenyan salt-use scenarios and complete a structured case-study worksheet: (a) CAN fertiliser bags stored in a Nakuru farm store (deliquescent — must be sealed); (b) NaCl used to preserve nyama choma and fish at Lake Victoria (normal salt, stable, osmotic preservation); (c) Na₂CO₃ (washing soda) used in soap-making in Kisumu households (efflorescent — store sealed); (d) NaHCO₃ (baking soda) in mandazi and chapati preparation (acid salt, reacts with acid to release CO₂ for leavening); (e) CaSO₄ (plaster of Paris) used in Nairobi construction; (f) NaF added to Kenyan water treatment and toothpaste (dental fluorosis prevention).</w:t>
+              <w:t xml:space="preserve">Learners read structured texts and examined images showing: CAN fertiliser being applied on Rift Valley maize farms and stored in sealed bags; sodium chloride being rubbed onto tilapia and omena at Kisumu's Dunga Beach; ORS being prepared at a rural dispensary; soda ash from Lake Magadi being used in glass manufacture; washing soda being added to laundry water; and barium sulphate being used as a pigment in paint.</w:t>
             </w:r>
           </w:p>
         </w:tc>
@@ -1490,7 +1490,7 @@
                 <w:sz w:val="18"/>
                 <w:szCs w:val="18"/>
               </w:rPr>
-              <w:t xml:space="preserve">The appropriate use and storage of a salt depends on its type, solubility, and behaviour in air: (1) Deliquescent salts (CAN) must be stored in sealed, moisture-proof bags; if clumped, they have absorbed humidity and may have lost nutrient concentration — they should still be usable but handled promptly. (2) Efflorescent salts (washing soda) lose water of crystallisation; while the anhydrous form is still chemically active, the change in mass means measured quantities by mass are more reliable than by volume. (3) Stable salts (NaCl) are ideal for open-air or long-term storage. (4) Acid salts (NaHCO₃) react with acids — useful in cooking and fire extinguishers. (5) Insoluble salts (BaSO₄) are safe for medical use precisely because they do not dissolve and are not absorbed by the body. Safe handling: some salts (Pb compounds, BaCl₂) are toxic; always wash hands; avoid inhalation of fine powders.</w:t>
+              <w:t xml:space="preserve">The choice of a salt for a specific application depends on its type, solubility, and behaviour in air. Deliquescent salts like CAN (calcium ammonium nitrate) must be stored in sealed containers because they absorb water vapour — the same property that caused granules to clump in the phenomenon. Efflorescent salts like washing soda (Na₂CO₃·10H₂O) lose water of crystallisation in dry air, forming a white powdery crust — this is why it is effective as a laundry water softener but must be stored in airtight containers. Insoluble salts like barium sulphate are valuable as paint pigments precisely because they do not dissolve. Soluble salts like sodium chloride and ORS components are effective in food preservation and medicine because they readily dissolve and interact with biological systems.</w:t>
             </w:r>
           </w:p>
         </w:tc>
@@ -1522,7 +1522,7 @@
                 <w:sz w:val="18"/>
                 <w:szCs w:val="18"/>
               </w:rPr>
-              <w:t xml:space="preserve">PEDAGOGICAL NOTE — This lesson is explicitly application and synthesis-focused. Resist the urge to introduce new chemistry; instead, reinforce transfer of concepts from Lessons 1–6. The case-study format works well in groups of 3–4; each group presents one scenario. Kenyan economic relevance: CAN is the most widely used fertiliser in Kenya; poor storage leads to crop yield losses — this is a real agricultural problem students may have witnessed at home. Prompt higher-order thinking: 'If a farmer in Eldoret opens a bag of CAN and does not use it all, what should they do and why?' Expected answer links deliquescence, sealing, and nutrient preservation. Gender and values integration: note women's roles in food preservation (NaCl for fish drying at Lake Victoria) and soap-making cooperatives. Anchor to phenomenon: 'Use everything you now know to write a complete explanation of the overnight phenomenon for a fellow student who missed this unit.'</w:t>
+              <w:t xml:space="preserve">All three substances in the phenomenon are salts, but their different behaviours in air — and their different real-world uses — are both explained by the same underlying properties. CAN is deliquescent: it absorbs water vapour from the air, which is why granules clump overnight AND why fertiliser manufacturers and Rift Valley farmers must store it in sealed bags to prevent caking and nutrient loss. Washing soda is efflorescent: it loses water of crystallisation to the dry air, forming anhydrous sodium carbonate as a white crust AND this same water-releasing property makes it a powerful laundry water softener by reacting with calcium and magnesium ions. Table salt is neither hygroscopic nor efflorescent under normal conditions: it does not react with air moisture, which is why it remains unchanged in the kitchen store AND why it is a reliable, stable preservative for fish and food. The property that determines how a salt behaves in air is the same property that determines how — and whether — it can be safely and effectively used in Kenyan agriculture, food, medicine, and industry.</w:t>
             </w:r>
           </w:p>
         </w:tc>
@@ -1607,7 +1607,7 @@
                 <w:sz w:val="18"/>
                 <w:szCs w:val="18"/>
               </w:rPr>
-              <w:t xml:space="preserve">Students review their Driving Question Board (DQB) compiled across all 7 lessons. Teacher facilitates a whole-class discussion: 'What questions did we start with? Which are now answered? Are there any remaining?' Students then individually revise their cumulative particle/conceptual model of salts — originally drawn in Lesson 1 — annotating changes in understanding. The revised model must include: definition and classification of salts; solubility rules; preparation method decision flowchart; behaviour in air (hygroscopic/deliquescent/efflorescent); and one real Kenyan application per category.</w:t>
+              <w:t xml:space="preserve">Learners observed (in Lesson 1) that CAN fertiliser granules left overnight in the school storeroom had clumped together and felt wet and sticky without any water being added; that washing soda crystals on the laboratory bench had developed a white powdery crust and appeared to have shrunk; and that ordinary table salt (NaCl) in the kitchen store was completely unchanged. All three substances are salts, yet their responses to the same air were strikingly different.</w:t>
             </w:r>
           </w:p>
         </w:tc>
@@ -1639,7 +1639,7 @@
                 <w:sz w:val="18"/>
                 <w:szCs w:val="18"/>
               </w:rPr>
-              <w:t xml:space="preserve">Consolidated understanding across the sub-strand: (1) Salts are ionic compounds formed by full or partial replacement of hydrogen in an acid by a positive ion; classified as normal, acid, basic, or double salts. (2) Solubility rules determine which preparation method is appropriate — a non-negotiable decision step. (3) Soluble salts are prepared by acid + metal, acid + metal oxide, acid + base (titration), or acid + carbonate/hydrogen carbonate, all using excess solid (except titration) to ensure purity. (4) Insoluble salts are prepared by double decomposition (precipitation) of two soluble solutions. (5) Salts behave differently in air: deliquescent (absorb and dissolve), efflorescent (lose water of crystallisation), hygroscopic (absorb without dissolving), or stable. (6) These properties directly determine how Kenyan farmers, cooks, builders, and health workers should store and use salts safely and effectively.</w:t>
+              <w:t xml:space="preserve">Learners have learned that: (1) Salts are formed when hydrogen atoms in an acid are fully or partially replaced by a positive ion, and are classified as normal, acidic, basic or double salts. (2) Solubility follows predictable rules — all nitrates are soluble; all sulphates are soluble except barium sulphate, lead sulphate and calcium sulphate (slightly soluble); all chlorides are soluble except lead chloride and silver chloride; all carbonates are insoluble except ammonium carbonate and Group 1 carbonates. (3) The preparation method chosen depends on the solubility of the salt: soluble salts via direct synthesis, acid-metal, acid-base or acid-carbonate/hydrogen carbonate reactions; insoluble salts via precipitation. (4) Salts behave differently in air: hygroscopic salts absorb moisture without dissolving; deliquescent salts absorb enough moisture to dissolve in it (CAN/calcium ammonium nitrate); efflorescent salts lose water of crystallisation to the air forming a white powdery anhydrous or partially hydrated crust (washing soda, Na₂CO₃·10H₂O → Na₂CO₃·H₂O + 9H₂O); some salts such as NaCl are unaffected under normal conditions. (5) The choice of salt for a specific use — in Kenyan agriculture, food preservation, medicine, laundry and industry — depends on the type and properties of the salt.</w:t>
             </w:r>
           </w:p>
         </w:tc>
@@ -1671,7 +1671,7 @@
                 <w:sz w:val="18"/>
                 <w:szCs w:val="18"/>
               </w:rPr>
-              <w:t xml:space="preserve">PEDAGOGICAL NOTE — This lesson is assessment and metacognition-focused; do not introduce new content. The model revision is a key formative-to-summative bridge: collect models as assessment evidence. Summative assessment should include: (a) a definition/classification question; (b) a solubility-rules application question; (c) a preparation method selection and equation question; (d) a behaviour-in-air classification question with explanation; (e) a Kenyan-context application question (e.g., advise a Rift Valley maize farmer on CAN storage). Return explicitly and visibly to the driving question — write it on the board, have 2–3 students give a full oral answer, then have all students write their final answer independently. Celebrate the intellectual journey: 'On Day 1 you could not explain why the fertiliser clumped. Today you can explain it at the particle level and give practical advice to a Kenyan farmer.' This closes the anchoring phenomenon loop and reinforces the value of scientific understanding.</w:t>
+              <w:t xml:space="preserve">Learners can now fully explain the anchoring phenomenon: CAN fertiliser granules clumped and became wet because calcium ammonium nitrate is deliquescent (or strongly hygroscopic) — its ionic components attract water molecules from the humid storeroom air, and the absorbed water causes granules to stick together, reducing fertiliser effectiveness if not stored in sealed containers. Washing soda crystals shrank and formed a white crust because Na₂CO₃·10H₂O is efflorescent — it spontaneously loses nine of its ten water molecules of crystallisation to the drier laboratory air, producing the anhydrous or monohydrate form as a white powder on the surface. Table salt (NaCl) remained unchanged because it is neither hygroscopic, deliquescent nor efflorescent under typical Kenyan ambient humidity; its crystal lattice does not attract or release water under normal conditions. Understanding these properties — and the preparation pathways and solubility rules that underpin them — explains why farmers in the Rift Valley must seal CAN bags, why washing soda tubs must be kept closed, and why NaCl is the reliable everyday preservative used across Kenya from Mombasa fish markets to upcountry kitchens.</w:t>
             </w:r>
           </w:p>
         </w:tc>
@@ -1795,7 +1795,7 @@
         </w:rPr>
         <w:t xml:space="preserve">© 2026 SeaVuria and ARES. This work is licensed under a </w:t>
       </w:r>
-      <w:hyperlink w:history="1" r:id="rIdxqdjepwei3nsxq_wkc-bh">
+      <w:hyperlink w:history="1" r:id="rId-n5c2zklwszvftoypcacj">
         <w:r>
           <w:rPr>
             <w:rFonts w:ascii="Arial" w:cs="Arial" w:eastAsia="Arial" w:hAnsi="Arial"/>
@@ -1815,7 +1815,7 @@
         </w:rPr>
         <w:t xml:space="preserve"> (</w:t>
       </w:r>
-      <w:hyperlink w:history="1" r:id="rIdxiyozictve2exr0woae0u">
+      <w:hyperlink w:history="1" r:id="rId7ikdvk8k3dsm1pm9au6id">
         <w:r>
           <w:rPr>
             <w:rFonts w:ascii="Arial" w:cs="Arial" w:eastAsia="Arial" w:hAnsi="Arial"/>
@@ -1835,7 +1835,7 @@
         </w:rPr>
         <w:t xml:space="preserve">). To view a copy of this license, visit </w:t>
       </w:r>
-      <w:hyperlink w:history="1" r:id="rIdzzoxtcxshdsvvayfzguap">
+      <w:hyperlink w:history="1" r:id="rIdykq_oonowdolgo99oefnc">
         <w:r>
           <w:rPr>
             <w:rFonts w:ascii="Arial" w:cs="Arial" w:eastAsia="Arial" w:hAnsi="Arial"/>

--- a/data/outputs/v2/Chemistry/SS2.1_Introduction_to_Salts/Chemistry_Introduction_to_Salts_SummaryTable.docx
+++ b/data/outputs/v2/Chemistry/SS2.1_Introduction_to_Salts/Chemistry_Introduction_to_Salts_SummaryTable.docx
@@ -777,7 +777,7 @@
                 <w:sz w:val="18"/>
                 <w:szCs w:val="18"/>
               </w:rPr>
-              <w:t xml:space="preserve">We can now explain why table salt dissolves in githeri water (NaCl is soluble) and why calcium carbonate does not dissolve in river water (it is insoluble). However, we cannot yet explain why CAN fertiliser clumped overnight in the storeroom — because there was no liquid water present, only air. This means solubility in liquid water is not the full explanation. Something about the air itself must be involved, and that is what we will investigate in Lessons 3 to 6.</w:t>
+              <w:t xml:space="preserve">We can now explain why table salt dissolves in githeri water (NaCl is soluble) and why calcium carbonate does not dissolve in river water (it is insoluble). However, we cannot yet explain why CAN fertiliser clumped overnight in the storeroom — because there was no liquid water present, only air. This means solubility in liquid water is not the full explanation. Something about the air itself must be involved, and that is what we will investigate in Lesson 6.</w:t>
             </w:r>
           </w:p>
         </w:tc>
@@ -1795,7 +1795,7 @@
         </w:rPr>
         <w:t xml:space="preserve">© 2026 SeaVuria and ARES. This work is licensed under a </w:t>
       </w:r>
-      <w:hyperlink w:history="1" r:id="rId-n5c2zklwszvftoypcacj">
+      <w:hyperlink w:history="1" r:id="rIddutssmjmkmp6dsveacph3">
         <w:r>
           <w:rPr>
             <w:rFonts w:ascii="Arial" w:cs="Arial" w:eastAsia="Arial" w:hAnsi="Arial"/>
@@ -1815,7 +1815,7 @@
         </w:rPr>
         <w:t xml:space="preserve"> (</w:t>
       </w:r>
-      <w:hyperlink w:history="1" r:id="rId7ikdvk8k3dsm1pm9au6id">
+      <w:hyperlink w:history="1" r:id="rIdlxglrz_mwgitn8kkzzu8s">
         <w:r>
           <w:rPr>
             <w:rFonts w:ascii="Arial" w:cs="Arial" w:eastAsia="Arial" w:hAnsi="Arial"/>
@@ -1835,7 +1835,7 @@
         </w:rPr>
         <w:t xml:space="preserve">). To view a copy of this license, visit </w:t>
       </w:r>
-      <w:hyperlink w:history="1" r:id="rIdykq_oonowdolgo99oefnc">
+      <w:hyperlink w:history="1" r:id="rIdcniygc4pjh7lphwhpu4kn">
         <w:r>
           <w:rPr>
             <w:rFonts w:ascii="Arial" w:cs="Arial" w:eastAsia="Arial" w:hAnsi="Arial"/>

--- a/data/outputs/v2/Chemistry/SS2.1_Introduction_to_Salts/Chemistry_Introduction_to_Salts_SummaryTable.docx
+++ b/data/outputs/v2/Chemistry/SS2.1_Introduction_to_Salts/Chemistry_Introduction_to_Salts_SummaryTable.docx
@@ -1795,7 +1795,7 @@
         </w:rPr>
         <w:t xml:space="preserve">© 2026 SeaVuria and ARES. This work is licensed under a </w:t>
       </w:r>
-      <w:hyperlink w:history="1" r:id="rIddutssmjmkmp6dsveacph3">
+      <w:hyperlink w:history="1" r:id="rIde8l8tutemwlac3ar22c72">
         <w:r>
           <w:rPr>
             <w:rFonts w:ascii="Arial" w:cs="Arial" w:eastAsia="Arial" w:hAnsi="Arial"/>
@@ -1815,7 +1815,7 @@
         </w:rPr>
         <w:t xml:space="preserve"> (</w:t>
       </w:r>
-      <w:hyperlink w:history="1" r:id="rIdlxglrz_mwgitn8kkzzu8s">
+      <w:hyperlink w:history="1" r:id="rIdccmrts4unnhmsph8yknz5">
         <w:r>
           <w:rPr>
             <w:rFonts w:ascii="Arial" w:cs="Arial" w:eastAsia="Arial" w:hAnsi="Arial"/>
@@ -1835,7 +1835,7 @@
         </w:rPr>
         <w:t xml:space="preserve">). To view a copy of this license, visit </w:t>
       </w:r>
-      <w:hyperlink w:history="1" r:id="rIdcniygc4pjh7lphwhpu4kn">
+      <w:hyperlink w:history="1" r:id="rIde-4zele3hewxj9_xkol9j">
         <w:r>
           <w:rPr>
             <w:rFonts w:ascii="Arial" w:cs="Arial" w:eastAsia="Arial" w:hAnsi="Arial"/>

--- a/data/outputs/v2/Chemistry/SS2.1_Introduction_to_Salts/Chemistry_Introduction_to_Salts_SummaryTable.docx
+++ b/data/outputs/v2/Chemistry/SS2.1_Introduction_to_Salts/Chemistry_Introduction_to_Salts_SummaryTable.docx
@@ -1075,7 +1075,7 @@
                 <w:sz w:val="18"/>
                 <w:szCs w:val="18"/>
               </w:rPr>
-              <w:t xml:space="preserve">Learners can now explain: (1) Why there is no visible change during neutralisation even though a chemical reaction is occurring — the salt (NaCl) and water produced are both colourless and soluble, so an indicator is needed to confirm the reaction is complete; (2) Why fizzing occurs when HCl reacts with CaCO₃ — CO₂ gas is produced as a product of the acid + carbonate reaction, and this same gas is responsible for the rising of mandazi dough; (3) How to write and balance chemical equations for both preparation routes, including correct state symbols; (4) How today's evidence connects to the driving question — NaCl (prepared by neutralisation) is the table salt that did not change overnight, while CaCl₂ (prepared by acid + carbonate) is hygroscopic and may explain the clumping behaviour observed in CAN fertiliser, to be confirmed in Lesson 6.</w:t>
+              <w:t xml:space="preserve">Learners can now explain: (1) Why there is no visible change during neutralisation even though a chemical reaction is occurring — the salt (NaCl) and water produced are both colourless and soluble, so an indicator is needed to confirm the reaction is complete; (2) Why fizzing occurs when HCl reacts with CaCO₃ — CO₂ gas is produced as a product of the acid + carbonate reaction, and this same gas is responsible for the rising of mandazi dough; (3) How to write and balance chemical equations for both preparation routes, including correct state symbols; (4) How today's evidence connects to the driving question — NaCl (prepared by neutralisation) is the table salt that did not change overnight, while CaCl₂ (prepared by acid + carbonate) is hygroscopic — like the ammonium nitrate in CAN fertiliser, it absorbs water from the air, a behaviour that may explain the clumping and will be investigated in Lesson 6.</w:t>
             </w:r>
           </w:p>
         </w:tc>
@@ -1341,7 +1341,7 @@
                 <w:sz w:val="18"/>
                 <w:szCs w:val="18"/>
               </w:rPr>
-              <w:t xml:space="preserve">Salts behave differently when exposed to air: deliquescent salts (e.g., CaCl₂, CAN fertiliser) absorb water vapour from the air and can dissolve in it; efflorescent salts (e.g., Na₂CO₃·10H₂O, washing soda) lose water of crystallisation to the air forming a white powder (Na₂CO₃·10H₂O → Na₂CO₃ + 10H₂O); stable salts (e.g., NaCl, table salt) show no significant interaction with atmospheric moisture under normal conditions.</w:t>
+              <w:t xml:space="preserve">Salts behave differently when exposed to air: deliquescent salts (e.g., CaCl₂, CAN fertiliser) absorb water vapour from the air and can dissolve in it; efflorescent salts (e.g., Na₂CO₃·10H₂O, washing soda) lose water of crystallisation to the air forming a white powder (Na₂CO₃·10H₂O → Na₂CO₃·H₂O + 9H₂O); stable salts (e.g., NaCl, table salt) show no significant interaction with atmospheric moisture under normal conditions.</w:t>
             </w:r>
           </w:p>
         </w:tc>
@@ -1522,7 +1522,7 @@
                 <w:sz w:val="18"/>
                 <w:szCs w:val="18"/>
               </w:rPr>
-              <w:t xml:space="preserve">All three substances in the phenomenon are salts, but their different behaviours in air — and their different real-world uses — are both explained by the same underlying properties. CAN is deliquescent: it absorbs water vapour from the air, which is why granules clump overnight AND why fertiliser manufacturers and Rift Valley farmers must store it in sealed bags to prevent caking and nutrient loss. Washing soda is efflorescent: it loses water of crystallisation to the dry air, forming anhydrous sodium carbonate as a white crust AND this same water-releasing property makes it a powerful laundry water softener by reacting with calcium and magnesium ions. Table salt is neither hygroscopic nor efflorescent under normal conditions: it does not react with air moisture, which is why it remains unchanged in the kitchen store AND why it is a reliable, stable preservative for fish and food. The property that determines how a salt behaves in air is the same property that determines how — and whether — it can be safely and effectively used in Kenyan agriculture, food, medicine, and industry.</w:t>
+              <w:t xml:space="preserve">All three substances in the phenomenon are salts, but their different behaviours in air — and their different real-world uses — are both explained by the same underlying properties. CAN is deliquescent: it absorbs water vapour from the air, which is why granules clump overnight AND why fertiliser manufacturers and Rift Valley farmers must store it in sealed bags to prevent caking and nutrient loss. Washing soda is efflorescent: it loses water of crystallisation to the dry air, forming sodium carbonate monohydrate (Na₂CO₃·H₂O) as a white crust AND, separately, its carbonate ions make it a powerful laundry water softener by precipitating calcium and magnesium ions as insoluble carbonates. Table salt is neither hygroscopic nor efflorescent under normal conditions: it does not react with air moisture, which is why it remains unchanged in the kitchen store AND why it is a reliable, stable preservative for fish and food. The property that determines how a salt behaves in air is the same property that determines how — and whether — it can be safely and effectively used in Kenyan agriculture, food, medicine, and industry.</w:t>
             </w:r>
           </w:p>
         </w:tc>
@@ -1639,7 +1639,7 @@
                 <w:sz w:val="18"/>
                 <w:szCs w:val="18"/>
               </w:rPr>
-              <w:t xml:space="preserve">Learners have learned that: (1) Salts are formed when hydrogen atoms in an acid are fully or partially replaced by a positive ion, and are classified as normal, acidic, basic or double salts. (2) Solubility follows predictable rules — all nitrates are soluble; all sulphates are soluble except barium sulphate, lead sulphate and calcium sulphate (slightly soluble); all chlorides are soluble except lead chloride and silver chloride; all carbonates are insoluble except ammonium carbonate and Group 1 carbonates. (3) The preparation method chosen depends on the solubility of the salt: soluble salts via direct synthesis, acid-metal, acid-base or acid-carbonate/hydrogen carbonate reactions; insoluble salts via precipitation. (4) Salts behave differently in air: hygroscopic salts absorb moisture without dissolving; deliquescent salts absorb enough moisture to dissolve in it (CAN/calcium ammonium nitrate); efflorescent salts lose water of crystallisation to the air forming a white powdery anhydrous or partially hydrated crust (washing soda, Na₂CO₃·10H₂O → Na₂CO₃·H₂O + 9H₂O); some salts such as NaCl are unaffected under normal conditions. (5) The choice of salt for a specific use — in Kenyan agriculture, food preservation, medicine, laundry and industry — depends on the type and properties of the salt.</w:t>
+              <w:t xml:space="preserve">Learners have learned that: (1) Salts are formed when hydrogen atoms in an acid are fully or partially replaced by a positive ion, and are classified as normal, acidic, basic or double salts. (2) Solubility follows predictable rules — all nitrates are soluble; all sulphates are soluble except barium sulphate, lead sulphate and calcium sulphate (slightly soluble); all chlorides are soluble except lead chloride and silver chloride; all carbonates are insoluble except ammonium carbonate and Group 1 carbonates. (3) The preparation method chosen depends on the solubility of the salt: soluble salts via direct synthesis, acid-metal, acid-base or acid-carbonate/hydrogen carbonate reactions; insoluble salts via precipitation. (4) Salts behave differently in air: hygroscopic salts absorb moisture without dissolving; deliquescent salts absorb enough moisture to dissolve in it (CAN/calcium ammonium nitrate); efflorescent salts lose water of crystallisation to the air forming a white powdery crust of the monohydrate (washing soda, Na₂CO₃·10H₂O → Na₂CO₃·H₂O + 9H₂O); some salts such as NaCl are unaffected under normal conditions. (5) The choice of salt for a specific use — in Kenyan agriculture, food preservation, medicine, laundry and industry — depends on the type and properties of the salt.</w:t>
             </w:r>
           </w:p>
         </w:tc>
@@ -1671,7 +1671,7 @@
                 <w:sz w:val="18"/>
                 <w:szCs w:val="18"/>
               </w:rPr>
-              <w:t xml:space="preserve">Learners can now fully explain the anchoring phenomenon: CAN fertiliser granules clumped and became wet because calcium ammonium nitrate is deliquescent (or strongly hygroscopic) — its ionic components attract water molecules from the humid storeroom air, and the absorbed water causes granules to stick together, reducing fertiliser effectiveness if not stored in sealed containers. Washing soda crystals shrank and formed a white crust because Na₂CO₃·10H₂O is efflorescent — it spontaneously loses nine of its ten water molecules of crystallisation to the drier laboratory air, producing the anhydrous or monohydrate form as a white powder on the surface. Table salt (NaCl) remained unchanged because it is neither hygroscopic, deliquescent nor efflorescent under typical Kenyan ambient humidity; its crystal lattice does not attract or release water under normal conditions. Understanding these properties — and the preparation pathways and solubility rules that underpin them — explains why farmers in the Rift Valley must seal CAN bags, why washing soda tubs must be kept closed, and why NaCl is the reliable everyday preservative used across Kenya from Mombasa fish markets to upcountry kitchens.</w:t>
+              <w:t xml:space="preserve">Learners can now fully explain the anchoring phenomenon: CAN fertiliser granules clumped and became wet because calcium ammonium nitrate is deliquescent (or strongly hygroscopic) — its ionic components attract water molecules from the humid storeroom air, and the absorbed water causes granules to stick together, reducing fertiliser effectiveness if not stored in sealed containers. Washing soda crystals shrank and formed a white crust because Na₂CO₃·10H₂O is efflorescent — it spontaneously loses nine of its ten water molecules of crystallisation to the drier laboratory air, producing the monohydrate (Na₂CO₃·H₂O) as a white powder on the surface. Table salt (NaCl) remained unchanged because it is neither hygroscopic, deliquescent nor efflorescent under typical Kenyan ambient humidity; its crystal lattice does not attract or release water under normal conditions. Understanding these properties — and the preparation pathways and solubility rules that underpin them — explains why farmers in the Rift Valley must seal CAN bags, why washing soda tubs must be kept closed, and why NaCl is the reliable everyday preservative used across Kenya from Mombasa fish markets to upcountry kitchens.</w:t>
             </w:r>
           </w:p>
         </w:tc>
@@ -1795,7 +1795,7 @@
         </w:rPr>
         <w:t xml:space="preserve">© 2026 SeaVuria and ARES. This work is licensed under a </w:t>
       </w:r>
-      <w:hyperlink w:history="1" r:id="rIde8l8tutemwlac3ar22c72">
+      <w:hyperlink w:history="1" r:id="rIdemih4gon6qri_qcwagqds">
         <w:r>
           <w:rPr>
             <w:rFonts w:ascii="Arial" w:cs="Arial" w:eastAsia="Arial" w:hAnsi="Arial"/>
@@ -1815,7 +1815,7 @@
         </w:rPr>
         <w:t xml:space="preserve"> (</w:t>
       </w:r>
-      <w:hyperlink w:history="1" r:id="rIdccmrts4unnhmsph8yknz5">
+      <w:hyperlink w:history="1" r:id="rIduehckoo0a3am81zfmnm0_">
         <w:r>
           <w:rPr>
             <w:rFonts w:ascii="Arial" w:cs="Arial" w:eastAsia="Arial" w:hAnsi="Arial"/>
@@ -1835,7 +1835,7 @@
         </w:rPr>
         <w:t xml:space="preserve">). To view a copy of this license, visit </w:t>
       </w:r>
-      <w:hyperlink w:history="1" r:id="rIde-4zele3hewxj9_xkol9j">
+      <w:hyperlink w:history="1" r:id="rIddglqjpz1phk8kbxbevz0f">
         <w:r>
           <w:rPr>
             <w:rFonts w:ascii="Arial" w:cs="Arial" w:eastAsia="Arial" w:hAnsi="Arial"/>

--- a/data/outputs/v2/Chemistry/SS2.1_Introduction_to_Salts/Chemistry_Introduction_to_Salts_SummaryTable.docx
+++ b/data/outputs/v2/Chemistry/SS2.1_Introduction_to_Salts/Chemistry_Introduction_to_Salts_SummaryTable.docx
@@ -1795,7 +1795,7 @@
         </w:rPr>
         <w:t xml:space="preserve">© 2026 SeaVuria and ARES. This work is licensed under a </w:t>
       </w:r>
-      <w:hyperlink w:history="1" r:id="rIdemih4gon6qri_qcwagqds">
+      <w:hyperlink w:history="1" r:id="rIdw1jqghzlo3lmcb5mqq7r-">
         <w:r>
           <w:rPr>
             <w:rFonts w:ascii="Arial" w:cs="Arial" w:eastAsia="Arial" w:hAnsi="Arial"/>
@@ -1815,7 +1815,7 @@
         </w:rPr>
         <w:t xml:space="preserve"> (</w:t>
       </w:r>
-      <w:hyperlink w:history="1" r:id="rIduehckoo0a3am81zfmnm0_">
+      <w:hyperlink w:history="1" r:id="rIdwavdmq44ipnrydk6laj9k">
         <w:r>
           <w:rPr>
             <w:rFonts w:ascii="Arial" w:cs="Arial" w:eastAsia="Arial" w:hAnsi="Arial"/>
@@ -1835,7 +1835,7 @@
         </w:rPr>
         <w:t xml:space="preserve">). To view a copy of this license, visit </w:t>
       </w:r>
-      <w:hyperlink w:history="1" r:id="rIddglqjpz1phk8kbxbevz0f">
+      <w:hyperlink w:history="1" r:id="rIderlivuyxbcjd1ena_b4sg">
         <w:r>
           <w:rPr>
             <w:rFonts w:ascii="Arial" w:cs="Arial" w:eastAsia="Arial" w:hAnsi="Arial"/>

--- a/data/outputs/v2/Chemistry/SS2.1_Introduction_to_Salts/Chemistry_Introduction_to_Salts_SummaryTable.docx
+++ b/data/outputs/v2/Chemistry/SS2.1_Introduction_to_Salts/Chemistry_Introduction_to_Salts_SummaryTable.docx
@@ -4,6 +4,7 @@
   <w:body>
     <w:p>
       <w:pPr>
+        <w:keepNext w:val="false"/>
         <w:spacing w:after="30" w:before="0"/>
         <w:jc w:val="center"/>
       </w:pPr>
@@ -23,6 +24,7 @@
     </w:p>
     <w:p>
       <w:pPr>
+        <w:keepNext w:val="false"/>
         <w:spacing w:after="60" w:before="0"/>
         <w:jc w:val="center"/>
       </w:pPr>
@@ -81,6 +83,7 @@
           </w:tcPr>
           <w:p>
             <w:pPr>
+              <w:keepNext w:val="false"/>
               <w:spacing w:after="40" w:before="0"/>
               <w:jc w:val="center"/>
             </w:pPr>
@@ -115,6 +118,7 @@
           </w:tcPr>
           <w:p>
             <w:pPr>
+              <w:keepNext w:val="false"/>
               <w:spacing w:after="40" w:before="0"/>
               <w:jc w:val="left"/>
             </w:pPr>
@@ -147,6 +151,7 @@
           </w:tcPr>
           <w:p>
             <w:pPr>
+              <w:keepNext w:val="false"/>
               <w:spacing w:after="40" w:before="0"/>
               <w:jc w:val="left"/>
             </w:pPr>
@@ -181,6 +186,7 @@
           </w:tcPr>
           <w:p>
             <w:pPr>
+              <w:keepNext w:val="false"/>
               <w:spacing w:after="40" w:before="0"/>
               <w:jc w:val="left"/>
             </w:pPr>
@@ -213,6 +219,7 @@
           </w:tcPr>
           <w:p>
             <w:pPr>
+              <w:keepNext w:val="false"/>
               <w:spacing w:after="40" w:before="0"/>
               <w:jc w:val="left"/>
             </w:pPr>
@@ -273,6 +280,7 @@
           </w:tcPr>
           <w:p>
             <w:pPr>
+              <w:keepNext w:val="false"/>
               <w:spacing w:after="40" w:before="0"/>
               <w:jc w:val="center"/>
             </w:pPr>
@@ -307,6 +315,7 @@
           </w:tcPr>
           <w:p>
             <w:pPr>
+              <w:keepNext w:val="false"/>
               <w:spacing w:after="40" w:before="0"/>
               <w:jc w:val="left"/>
             </w:pPr>
@@ -369,6 +378,7 @@
           </w:tcPr>
           <w:p>
             <w:pPr>
+              <w:keepNext w:val="false"/>
               <w:spacing w:after="40" w:before="0"/>
               <w:jc w:val="left"/>
             </w:pPr>
@@ -401,6 +411,7 @@
           </w:tcPr>
           <w:p>
             <w:pPr>
+              <w:keepNext w:val="false"/>
               <w:spacing w:after="40" w:before="0"/>
               <w:jc w:val="left"/>
             </w:pPr>
@@ -433,6 +444,7 @@
           </w:tcPr>
           <w:p>
             <w:pPr>
+              <w:keepNext w:val="false"/>
               <w:spacing w:after="40" w:before="0"/>
               <w:jc w:val="left"/>
             </w:pPr>
@@ -465,6 +477,7 @@
           </w:tcPr>
           <w:p>
             <w:pPr>
+              <w:keepNext w:val="false"/>
               <w:spacing w:after="40" w:before="0"/>
               <w:jc w:val="left"/>
             </w:pPr>
@@ -499,6 +512,7 @@
           </w:tcPr>
           <w:p>
             <w:pPr>
+              <w:keepNext w:val="false"/>
               <w:spacing w:after="40" w:before="0"/>
               <w:jc w:val="left"/>
             </w:pPr>
@@ -518,6 +532,7 @@
           </w:p>
           <w:p>
             <w:pPr>
+              <w:keepNext w:val="false"/>
               <w:spacing w:after="40" w:before="0"/>
               <w:jc w:val="left"/>
             </w:pPr>
@@ -550,6 +565,7 @@
           </w:tcPr>
           <w:p>
             <w:pPr>
+              <w:keepNext w:val="false"/>
               <w:spacing w:after="40" w:before="0"/>
               <w:jc w:val="left"/>
             </w:pPr>
@@ -582,6 +598,7 @@
           </w:tcPr>
           <w:p>
             <w:pPr>
+              <w:keepNext w:val="false"/>
               <w:spacing w:after="40" w:before="0"/>
               <w:jc w:val="left"/>
             </w:pPr>
@@ -614,6 +631,7 @@
           </w:tcPr>
           <w:p>
             <w:pPr>
+              <w:keepNext w:val="false"/>
               <w:spacing w:after="40" w:before="0"/>
               <w:jc w:val="left"/>
             </w:pPr>
@@ -648,6 +666,7 @@
           </w:tcPr>
           <w:p>
             <w:pPr>
+              <w:keepNext w:val="false"/>
               <w:spacing w:after="40" w:before="0"/>
               <w:jc w:val="left"/>
             </w:pPr>
@@ -667,6 +686,7 @@
           </w:p>
           <w:p>
             <w:pPr>
+              <w:keepNext w:val="false"/>
               <w:spacing w:after="40" w:before="0"/>
               <w:jc w:val="left"/>
             </w:pPr>
@@ -699,6 +719,7 @@
           </w:tcPr>
           <w:p>
             <w:pPr>
+              <w:keepNext w:val="false"/>
               <w:spacing w:after="40" w:before="0"/>
               <w:jc w:val="left"/>
             </w:pPr>
@@ -731,6 +752,7 @@
           </w:tcPr>
           <w:p>
             <w:pPr>
+              <w:keepNext w:val="false"/>
               <w:spacing w:after="40" w:before="0"/>
               <w:jc w:val="left"/>
             </w:pPr>
@@ -763,6 +785,7 @@
           </w:tcPr>
           <w:p>
             <w:pPr>
+              <w:keepNext w:val="false"/>
               <w:spacing w:after="40" w:before="0"/>
               <w:jc w:val="left"/>
             </w:pPr>
@@ -797,6 +820,7 @@
           </w:tcPr>
           <w:p>
             <w:pPr>
+              <w:keepNext w:val="false"/>
               <w:spacing w:after="40" w:before="0"/>
               <w:jc w:val="left"/>
             </w:pPr>
@@ -816,6 +840,7 @@
           </w:p>
           <w:p>
             <w:pPr>
+              <w:keepNext w:val="false"/>
               <w:spacing w:after="40" w:before="0"/>
               <w:jc w:val="left"/>
             </w:pPr>
@@ -848,6 +873,7 @@
           </w:tcPr>
           <w:p>
             <w:pPr>
+              <w:keepNext w:val="false"/>
               <w:spacing w:after="40" w:before="0"/>
               <w:jc w:val="left"/>
             </w:pPr>
@@ -880,6 +906,7 @@
           </w:tcPr>
           <w:p>
             <w:pPr>
+              <w:keepNext w:val="false"/>
               <w:spacing w:after="40" w:before="0"/>
               <w:jc w:val="left"/>
             </w:pPr>
@@ -912,6 +939,7 @@
           </w:tcPr>
           <w:p>
             <w:pPr>
+              <w:keepNext w:val="false"/>
               <w:spacing w:after="40" w:before="0"/>
               <w:jc w:val="left"/>
             </w:pPr>
@@ -946,6 +974,7 @@
           </w:tcPr>
           <w:p>
             <w:pPr>
+              <w:keepNext w:val="false"/>
               <w:spacing w:after="40" w:before="0"/>
               <w:jc w:val="left"/>
             </w:pPr>
@@ -965,6 +994,7 @@
           </w:p>
           <w:p>
             <w:pPr>
+              <w:keepNext w:val="false"/>
               <w:spacing w:after="40" w:before="0"/>
               <w:jc w:val="left"/>
             </w:pPr>
@@ -997,6 +1027,7 @@
           </w:tcPr>
           <w:p>
             <w:pPr>
+              <w:keepNext w:val="false"/>
               <w:spacing w:after="40" w:before="0"/>
               <w:jc w:val="left"/>
             </w:pPr>
@@ -1029,6 +1060,7 @@
           </w:tcPr>
           <w:p>
             <w:pPr>
+              <w:keepNext w:val="false"/>
               <w:spacing w:after="40" w:before="0"/>
               <w:jc w:val="left"/>
             </w:pPr>
@@ -1061,6 +1093,7 @@
           </w:tcPr>
           <w:p>
             <w:pPr>
+              <w:keepNext w:val="false"/>
               <w:spacing w:after="40" w:before="0"/>
               <w:jc w:val="left"/>
             </w:pPr>
@@ -1095,6 +1128,7 @@
           </w:tcPr>
           <w:p>
             <w:pPr>
+              <w:keepNext w:val="false"/>
               <w:spacing w:after="40" w:before="0"/>
               <w:jc w:val="left"/>
             </w:pPr>
@@ -1114,6 +1148,7 @@
           </w:p>
           <w:p>
             <w:pPr>
+              <w:keepNext w:val="false"/>
               <w:spacing w:after="40" w:before="0"/>
               <w:jc w:val="left"/>
             </w:pPr>
@@ -1146,6 +1181,7 @@
           </w:tcPr>
           <w:p>
             <w:pPr>
+              <w:keepNext w:val="false"/>
               <w:spacing w:after="40" w:before="0"/>
               <w:jc w:val="left"/>
             </w:pPr>
@@ -1178,6 +1214,7 @@
           </w:tcPr>
           <w:p>
             <w:pPr>
+              <w:keepNext w:val="false"/>
               <w:spacing w:after="40" w:before="0"/>
               <w:jc w:val="left"/>
             </w:pPr>
@@ -1210,6 +1247,7 @@
           </w:tcPr>
           <w:p>
             <w:pPr>
+              <w:keepNext w:val="false"/>
               <w:spacing w:after="40" w:before="0"/>
               <w:jc w:val="left"/>
             </w:pPr>
@@ -1244,6 +1282,7 @@
           </w:tcPr>
           <w:p>
             <w:pPr>
+              <w:keepNext w:val="false"/>
               <w:spacing w:after="40" w:before="0"/>
               <w:jc w:val="left"/>
             </w:pPr>
@@ -1263,6 +1302,7 @@
           </w:p>
           <w:p>
             <w:pPr>
+              <w:keepNext w:val="false"/>
               <w:spacing w:after="40" w:before="0"/>
               <w:jc w:val="left"/>
             </w:pPr>
@@ -1295,6 +1335,7 @@
           </w:tcPr>
           <w:p>
             <w:pPr>
+              <w:keepNext w:val="false"/>
               <w:spacing w:after="40" w:before="0"/>
               <w:jc w:val="left"/>
             </w:pPr>
@@ -1327,6 +1368,7 @@
           </w:tcPr>
           <w:p>
             <w:pPr>
+              <w:keepNext w:val="false"/>
               <w:spacing w:after="40" w:before="0"/>
               <w:jc w:val="left"/>
             </w:pPr>
@@ -1359,6 +1401,7 @@
           </w:tcPr>
           <w:p>
             <w:pPr>
+              <w:keepNext w:val="false"/>
               <w:spacing w:after="40" w:before="0"/>
               <w:jc w:val="left"/>
             </w:pPr>
@@ -1393,6 +1436,7 @@
           </w:tcPr>
           <w:p>
             <w:pPr>
+              <w:keepNext w:val="false"/>
               <w:spacing w:after="40" w:before="0"/>
               <w:jc w:val="left"/>
             </w:pPr>
@@ -1412,6 +1456,7 @@
           </w:p>
           <w:p>
             <w:pPr>
+              <w:keepNext w:val="false"/>
               <w:spacing w:after="40" w:before="0"/>
               <w:jc w:val="left"/>
             </w:pPr>
@@ -1444,6 +1489,7 @@
           </w:tcPr>
           <w:p>
             <w:pPr>
+              <w:keepNext w:val="false"/>
               <w:spacing w:after="40" w:before="0"/>
               <w:jc w:val="left"/>
             </w:pPr>
@@ -1476,6 +1522,7 @@
           </w:tcPr>
           <w:p>
             <w:pPr>
+              <w:keepNext w:val="false"/>
               <w:spacing w:after="40" w:before="0"/>
               <w:jc w:val="left"/>
             </w:pPr>
@@ -1508,6 +1555,7 @@
           </w:tcPr>
           <w:p>
             <w:pPr>
+              <w:keepNext w:val="false"/>
               <w:spacing w:after="40" w:before="0"/>
               <w:jc w:val="left"/>
             </w:pPr>
@@ -1542,6 +1590,7 @@
           </w:tcPr>
           <w:p>
             <w:pPr>
+              <w:keepNext w:val="false"/>
               <w:spacing w:after="40" w:before="0"/>
               <w:jc w:val="left"/>
             </w:pPr>
@@ -1561,6 +1610,7 @@
           </w:p>
           <w:p>
             <w:pPr>
+              <w:keepNext w:val="false"/>
               <w:spacing w:after="40" w:before="0"/>
               <w:jc w:val="left"/>
             </w:pPr>
@@ -1593,6 +1643,7 @@
           </w:tcPr>
           <w:p>
             <w:pPr>
+              <w:keepNext w:val="false"/>
               <w:spacing w:after="40" w:before="0"/>
               <w:jc w:val="left"/>
             </w:pPr>
@@ -1625,6 +1676,7 @@
           </w:tcPr>
           <w:p>
             <w:pPr>
+              <w:keepNext w:val="false"/>
               <w:spacing w:after="40" w:before="0"/>
               <w:jc w:val="left"/>
             </w:pPr>
@@ -1657,6 +1709,7 @@
           </w:tcPr>
           <w:p>
             <w:pPr>
+              <w:keepNext w:val="false"/>
               <w:spacing w:after="40" w:before="0"/>
               <w:jc w:val="left"/>
             </w:pPr>
@@ -1795,7 +1848,7 @@
         </w:rPr>
         <w:t xml:space="preserve">© 2026 SeaVuria and ARES. This work is licensed under a </w:t>
       </w:r>
-      <w:hyperlink w:history="1" r:id="rIdw1jqghzlo3lmcb5mqq7r-">
+      <w:hyperlink w:history="1" r:id="rIdccjugsnak4u4v-mccicju">
         <w:r>
           <w:rPr>
             <w:rFonts w:ascii="Arial" w:cs="Arial" w:eastAsia="Arial" w:hAnsi="Arial"/>
@@ -1815,7 +1868,7 @@
         </w:rPr>
         <w:t xml:space="preserve"> (</w:t>
       </w:r>
-      <w:hyperlink w:history="1" r:id="rIdwavdmq44ipnrydk6laj9k">
+      <w:hyperlink w:history="1" r:id="rIdgzeytvvbgcz4nbmp9smkn">
         <w:r>
           <w:rPr>
             <w:rFonts w:ascii="Arial" w:cs="Arial" w:eastAsia="Arial" w:hAnsi="Arial"/>
@@ -1835,7 +1888,7 @@
         </w:rPr>
         <w:t xml:space="preserve">). To view a copy of this license, visit </w:t>
       </w:r>
-      <w:hyperlink w:history="1" r:id="rIderlivuyxbcjd1ena_b4sg">
+      <w:hyperlink w:history="1" r:id="rIdq1oxayc2wmsiiblzh_26t">
         <w:r>
           <w:rPr>
             <w:rFonts w:ascii="Arial" w:cs="Arial" w:eastAsia="Arial" w:hAnsi="Arial"/>

--- a/data/outputs/v2/Chemistry/SS2.1_Introduction_to_Salts/Chemistry_Introduction_to_Salts_SummaryTable.docx
+++ b/data/outputs/v2/Chemistry/SS2.1_Introduction_to_Salts/Chemistry_Introduction_to_Salts_SummaryTable.docx
@@ -1848,7 +1848,7 @@
         </w:rPr>
         <w:t xml:space="preserve">© 2026 SeaVuria and ARES. This work is licensed under a </w:t>
       </w:r>
-      <w:hyperlink w:history="1" r:id="rIdccjugsnak4u4v-mccicju">
+      <w:hyperlink w:history="1" r:id="rIdynqqj11ofsfnj1flhb3e5">
         <w:r>
           <w:rPr>
             <w:rFonts w:ascii="Arial" w:cs="Arial" w:eastAsia="Arial" w:hAnsi="Arial"/>
@@ -1868,7 +1868,7 @@
         </w:rPr>
         <w:t xml:space="preserve"> (</w:t>
       </w:r>
-      <w:hyperlink w:history="1" r:id="rIdgzeytvvbgcz4nbmp9smkn">
+      <w:hyperlink w:history="1" r:id="rIdy6kxuftsngzze4s-tqfjz">
         <w:r>
           <w:rPr>
             <w:rFonts w:ascii="Arial" w:cs="Arial" w:eastAsia="Arial" w:hAnsi="Arial"/>
@@ -1888,7 +1888,7 @@
         </w:rPr>
         <w:t xml:space="preserve">). To view a copy of this license, visit </w:t>
       </w:r>
-      <w:hyperlink w:history="1" r:id="rIdq1oxayc2wmsiiblzh_26t">
+      <w:hyperlink w:history="1" r:id="rId7koxpjxtwli9dwvubba5c">
         <w:r>
           <w:rPr>
             <w:rFonts w:ascii="Arial" w:cs="Arial" w:eastAsia="Arial" w:hAnsi="Arial"/>
